--- a/docs/INSTALL.docx
+++ b/docs/INSTALL.docx
@@ -556,6 +556,107 @@
       </w:pPr>
       <w:r>
         <w:t xml:space="preserve">3. 安装步骤</w:t>
+      </w:r>
+    </w:p>
+    <w:p>
+      <w:pPr>
+        <w:pStyle w:val="BlockText"/>
+      </w:pPr>
+      <w:r>
+        <w:rPr>
+          <w:b/>
+          <w:bCs/>
+        </w:rPr>
+        <w:t xml:space="preserve">想让 Claude 帮你装？</w:t>
+      </w:r>
+      <w:r>
+        <w:t xml:space="preserve"> </w:t>
+      </w:r>
+      <w:r>
+        <w:t xml:space="preserve">仓库自带</w:t>
+      </w:r>
+      <w:r>
+        <w:t xml:space="preserve"> </w:t>
+      </w:r>
+      <w:r>
+        <w:rPr>
+          <w:rStyle w:val="VerbatimChar"/>
+        </w:rPr>
+        <w:t xml:space="preserve">skills/mne-mcp-setup</w:t>
+      </w:r>
+      <w:r>
+        <w:t xml:space="preserve"> </w:t>
+      </w:r>
+      <w:r>
+        <w:t xml:space="preserve">技能。把它复制到</w:t>
+      </w:r>
+      <w:r>
+        <w:t xml:space="preserve"> </w:t>
+      </w:r>
+      <w:r>
+        <w:rPr>
+          <w:rStyle w:val="VerbatimChar"/>
+        </w:rPr>
+        <w:t xml:space="preserve">~/.claude/skills/</w:t>
+      </w:r>
+      <w:r>
+        <w:t xml:space="preserve"> </w:t>
+      </w:r>
+      <w:r>
+        <w:t xml:space="preserve">并重启</w:t>
+      </w:r>
+      <w:r>
+        <w:t xml:space="preserve"> </w:t>
+      </w:r>
+      <w:r>
+        <w:t xml:space="preserve">Claude Code 后，对它说“帮我安装并配置 mne-mcp”，它会按下面的步骤逐条执行（建环境、安装、注册、装技能、</w:t>
+      </w:r>
+      <w:r>
+        <w:t xml:space="preserve"> </w:t>
+      </w:r>
+      <w:r>
+        <w:t xml:space="preserve">验证）。注意：MCP 服务器在客户端</w:t>
+      </w:r>
+      <w:r>
+        <w:rPr>
+          <w:b/>
+          <w:bCs/>
+        </w:rPr>
+        <w:t xml:space="preserve">启动时</w:t>
+      </w:r>
+      <w:r>
+        <w:t xml:space="preserve">加载，所以装完仍需</w:t>
+      </w:r>
+      <w:r>
+        <w:rPr>
+          <w:b/>
+          <w:bCs/>
+        </w:rPr>
+        <w:t xml:space="preserve">重启一次</w:t>
+      </w:r>
+      <w:r>
+        <w:t xml:space="preserve">才能调用</w:t>
+      </w:r>
+      <w:r>
+        <w:t xml:space="preserve"> </w:t>
+      </w:r>
+      <w:r>
+        <w:rPr>
+          <w:rStyle w:val="VerbatimChar"/>
+        </w:rPr>
+        <w:t xml:space="preserve">mne_*</w:t>
+      </w:r>
+      <w:r>
+        <w:t xml:space="preserve"> </w:t>
+      </w:r>
+      <w:r>
+        <w:t xml:space="preserve">工具——这一步</w:t>
+      </w:r>
+      <w:r>
+        <w:t xml:space="preserve"> </w:t>
+      </w:r>
+      <w:r>
+        <w:t xml:space="preserve">无法在同一个会话里跳过。下面是手动步骤。</w:t>
       </w:r>
     </w:p>
     <w:bookmarkStart w:id="28" w:name="获取代码"/>

--- a/docs/INSTALL.docx
+++ b/docs/INSTALL.docx
@@ -567,13 +567,97 @@
           <w:b/>
           <w:bCs/>
         </w:rPr>
-        <w:t xml:space="preserve">想让 Claude 帮你装？</w:t>
-      </w:r>
-      <w:r>
-        <w:t xml:space="preserve"> </w:t>
-      </w:r>
-      <w:r>
-        <w:t xml:space="preserve">仓库自带</w:t>
+        <w:t xml:space="preserve">最快：一键脚本。</w:t>
+      </w:r>
+      <w:r>
+        <w:t xml:space="preserve"> </w:t>
+      </w:r>
+      <w:r>
+        <w:t xml:space="preserve">克隆仓库后，在仓库目录运行一条命令即可完成全部安装（建环境、装依赖、验证、注册</w:t>
+      </w:r>
+      <w:r>
+        <w:t xml:space="preserve"> </w:t>
+      </w:r>
+      <w:r>
+        <w:t xml:space="preserve">Claude Code、装技能）：</w:t>
+      </w:r>
+    </w:p>
+    <w:p>
+      <w:pPr>
+        <w:pStyle w:val="SourceCode"/>
+      </w:pPr>
+      <w:r>
+        <w:rPr>
+          <w:rStyle w:val="NormalTok"/>
+        </w:rPr>
+        <w:t xml:space="preserve">pwsh </w:t>
+      </w:r>
+      <w:r>
+        <w:rPr>
+          <w:rStyle w:val="OperatorTok"/>
+        </w:rPr>
+        <w:t xml:space="preserve">-</w:t>
+      </w:r>
+      <w:r>
+        <w:rPr>
+          <w:rStyle w:val="NormalTok"/>
+        </w:rPr>
+        <w:t xml:space="preserve">File scripts\install</w:t>
+      </w:r>
+      <w:r>
+        <w:rPr>
+          <w:rStyle w:val="OperatorTok"/>
+        </w:rPr>
+        <w:t xml:space="preserve">.</w:t>
+      </w:r>
+      <w:r>
+        <w:rPr>
+          <w:rStyle w:val="FunctionTok"/>
+        </w:rPr>
+        <w:t xml:space="preserve">ps1</w:t>
+      </w:r>
+      <w:r>
+        <w:rPr>
+          <w:rStyle w:val="NormalTok"/>
+        </w:rPr>
+        <w:t xml:space="preserve">        </w:t>
+      </w:r>
+      <w:r>
+        <w:rPr>
+          <w:rStyle w:val="CommentTok"/>
+        </w:rPr>
+        <w:t xml:space="preserve"># Windows</w:t>
+      </w:r>
+    </w:p>
+    <w:p>
+      <w:pPr>
+        <w:pStyle w:val="SourceCode"/>
+      </w:pPr>
+      <w:r>
+        <w:rPr>
+          <w:rStyle w:val="FunctionTok"/>
+        </w:rPr>
+        <w:t xml:space="preserve">bash</w:t>
+      </w:r>
+      <w:r>
+        <w:rPr>
+          <w:rStyle w:val="NormalTok"/>
+        </w:rPr>
+        <w:t xml:space="preserve"> scripts/install.sh               </w:t>
+      </w:r>
+      <w:r>
+        <w:rPr>
+          <w:rStyle w:val="CommentTok"/>
+        </w:rPr>
+        <w:t xml:space="preserve"># macOS / Linux</w:t>
+      </w:r>
+    </w:p>
+    <w:p>
+      <w:pPr>
+        <w:pStyle w:val="BlockText"/>
+      </w:pPr>
+      <w:r>
+        <w:t xml:space="preserve">国内加速：PowerShell 加</w:t>
       </w:r>
       <w:r>
         <w:t xml:space="preserve"> </w:t>
@@ -582,13 +666,10 @@
         <w:rPr>
           <w:rStyle w:val="VerbatimChar"/>
         </w:rPr>
-        <w:t xml:space="preserve">skills/mne-mcp-setup</w:t>
-      </w:r>
-      <w:r>
-        <w:t xml:space="preserve"> </w:t>
-      </w:r>
-      <w:r>
-        <w:t xml:space="preserve">技能。把它复制到</w:t>
+        <w:t xml:space="preserve">-Mirror</w:t>
+      </w:r>
+      <w:r>
+        <w:t xml:space="preserve">，bash 用</w:t>
       </w:r>
       <w:r>
         <w:t xml:space="preserve"> </w:t>
@@ -597,48 +678,137 @@
         <w:rPr>
           <w:rStyle w:val="VerbatimChar"/>
         </w:rPr>
-        <w:t xml:space="preserve">~/.claude/skills/</w:t>
-      </w:r>
-      <w:r>
-        <w:t xml:space="preserve"> </w:t>
-      </w:r>
-      <w:r>
-        <w:t xml:space="preserve">并重启</w:t>
-      </w:r>
-      <w:r>
-        <w:t xml:space="preserve"> </w:t>
-      </w:r>
-      <w:r>
-        <w:t xml:space="preserve">Claude Code 后，对它说“帮我安装并配置 mne-mcp”，它会按下面的步骤逐条执行（建环境、安装、注册、装技能、</w:t>
-      </w:r>
-      <w:r>
-        <w:t xml:space="preserve"> </w:t>
-      </w:r>
-      <w:r>
-        <w:t xml:space="preserve">验证）。注意：MCP 服务器在客户端</w:t>
+        <w:t xml:space="preserve">MIRROR=1 bash scripts/install.sh</w:t>
+      </w:r>
+      <w:r>
+        <w:t xml:space="preserve">。脚本</w:t>
       </w:r>
       <w:r>
         <w:rPr>
           <w:b/>
           <w:bCs/>
         </w:rPr>
-        <w:t xml:space="preserve">启动时</w:t>
-      </w:r>
-      <w:r>
-        <w:t xml:space="preserve">加载，所以装完仍需</w:t>
-      </w:r>
+        <w:t xml:space="preserve">幂等</w:t>
+      </w:r>
+      <w:r>
+        <w:t xml:space="preserve">，可重复运行；</w:t>
+      </w:r>
+      <w:r>
+        <w:t xml:space="preserve"> </w:t>
+      </w:r>
+      <w:r>
+        <w:t xml:space="preserve">加</w:t>
+      </w:r>
+      <w:r>
+        <w:t xml:space="preserve"> </w:t>
+      </w:r>
+      <w:r>
+        <w:rPr>
+          <w:rStyle w:val="VerbatimChar"/>
+        </w:rPr>
+        <w:t xml:space="preserve">-SkipClaude</w:t>
+      </w:r>
+      <w:r>
+        <w:t xml:space="preserve"> </w:t>
+      </w:r>
+      <w:r>
+        <w:t xml:space="preserve">/</w:t>
+      </w:r>
+      <w:r>
+        <w:t xml:space="preserve"> </w:t>
+      </w:r>
+      <w:r>
+        <w:rPr>
+          <w:rStyle w:val="VerbatimChar"/>
+        </w:rPr>
+        <w:t xml:space="preserve">SKIP_CLAUDE=1</w:t>
+      </w:r>
+      <w:r>
+        <w:t xml:space="preserve"> </w:t>
+      </w:r>
+      <w:r>
+        <w:t xml:space="preserve">可只装不改</w:t>
+      </w:r>
+      <w:r>
+        <w:t xml:space="preserve"> </w:t>
+      </w:r>
+      <w:r>
+        <w:rPr>
+          <w:rStyle w:val="VerbatimChar"/>
+        </w:rPr>
+        <w:t xml:space="preserve">~/.claude.json</w:t>
+      </w:r>
+      <w:r>
+        <w:t xml:space="preserve">。</w:t>
+      </w:r>
+    </w:p>
+    <w:p>
+      <w:pPr>
+        <w:pStyle w:val="BlockText"/>
+      </w:pPr>
       <w:r>
         <w:rPr>
           <w:b/>
           <w:bCs/>
         </w:rPr>
+        <w:t xml:space="preserve">或让 Claude 代劳</w:t>
+      </w:r>
+      <w:r>
+        <w:t xml:space="preserve">：把</w:t>
+      </w:r>
+      <w:r>
+        <w:t xml:space="preserve"> </w:t>
+      </w:r>
+      <w:r>
+        <w:rPr>
+          <w:rStyle w:val="VerbatimChar"/>
+        </w:rPr>
+        <w:t xml:space="preserve">skills/mne-mcp-setup</w:t>
+      </w:r>
+      <w:r>
+        <w:t xml:space="preserve"> </w:t>
+      </w:r>
+      <w:r>
+        <w:t xml:space="preserve">复制到</w:t>
+      </w:r>
+      <w:r>
+        <w:t xml:space="preserve"> </w:t>
+      </w:r>
+      <w:r>
+        <w:rPr>
+          <w:rStyle w:val="VerbatimChar"/>
+        </w:rPr>
+        <w:t xml:space="preserve">~/.claude/skills/</w:t>
+      </w:r>
+      <w:r>
+        <w:t xml:space="preserve">、重启后对它说“帮我安装并配置</w:t>
+      </w:r>
+      <w:r>
+        <w:t xml:space="preserve"> </w:t>
+      </w:r>
+      <w:r>
+        <w:t xml:space="preserve">mne-mcp”，它会调用上面的脚本完成。</w:t>
+      </w:r>
+    </w:p>
+    <w:p>
+      <w:pPr>
+        <w:pStyle w:val="BlockText"/>
+      </w:pPr>
+      <w:r>
+        <w:t xml:space="preserve">两种方式装完都需</w:t>
+      </w:r>
+      <w:r>
+        <w:rPr>
+          <w:b/>
+          <w:bCs/>
+        </w:rPr>
         <w:t xml:space="preserve">重启一次</w:t>
       </w:r>
       <w:r>
-        <w:t xml:space="preserve">才能调用</w:t>
-      </w:r>
-      <w:r>
-        <w:t xml:space="preserve"> </w:t>
+        <w:t xml:space="preserve"> </w:t>
+      </w:r>
+      <w:r>
+        <w:t xml:space="preserve">Claude Code，</w:t>
       </w:r>
       <w:r>
         <w:rPr>
@@ -650,13 +820,13 @@
         <w:t xml:space="preserve"> </w:t>
       </w:r>
       <w:r>
-        <w:t xml:space="preserve">工具——这一步</w:t>
-      </w:r>
-      <w:r>
-        <w:t xml:space="preserve"> </w:t>
-      </w:r>
-      <w:r>
-        <w:t xml:space="preserve">无法在同一个会话里跳过。下面是手动步骤。</w:t>
+        <w:t xml:space="preserve">工具才会加载（MCP 在客户端启动时加载，无法在同一会话内</w:t>
+      </w:r>
+      <w:r>
+        <w:t xml:space="preserve"> </w:t>
+      </w:r>
+      <w:r>
+        <w:t xml:space="preserve">省略这一步）。下面是逐步手动安装。</w:t>
       </w:r>
     </w:p>
     <w:bookmarkStart w:id="28" w:name="获取代码"/>

--- a/docs/INSTALL.docx
+++ b/docs/INSTALL.docx
@@ -83,7 +83,7 @@
         </w:pict>
       </w:r>
     </w:p>
-    <w:bookmarkStart w:id="47" w:name="mne-mcp-安装说明"/>
+    <w:bookmarkStart w:id="46" w:name="mne-mcp-安装说明"/>
     <w:p>
       <w:pPr>
         <w:pStyle w:val="Heading1"/>
@@ -706,7 +706,7 @@
         <w:rPr>
           <w:rStyle w:val="VerbatimChar"/>
         </w:rPr>
-        <w:t xml:space="preserve">-SkipClaude</w:t>
+        <w:t xml:space="preserve">-SkipConfigure</w:t>
       </w:r>
       <w:r>
         <w:t xml:space="preserve"> </w:t>
@@ -721,13 +721,13 @@
         <w:rPr>
           <w:rStyle w:val="VerbatimChar"/>
         </w:rPr>
-        <w:t xml:space="preserve">SKIP_CLAUDE=1</w:t>
-      </w:r>
-      <w:r>
-        <w:t xml:space="preserve"> </w:t>
-      </w:r>
-      <w:r>
-        <w:t xml:space="preserve">可只装不改</w:t>
+        <w:t xml:space="preserve">SKIP_CONFIGURE=1</w:t>
+      </w:r>
+      <w:r>
+        <w:t xml:space="preserve"> </w:t>
+      </w:r>
+      <w:r>
+        <w:t xml:space="preserve">可只装不配置；用</w:t>
       </w:r>
       <w:r>
         <w:t xml:space="preserve"> </w:t>
@@ -736,58 +736,62 @@
         <w:rPr>
           <w:rStyle w:val="VerbatimChar"/>
         </w:rPr>
-        <w:t xml:space="preserve">~/.claude.json</w:t>
-      </w:r>
-      <w:r>
-        <w:t xml:space="preserve">。</w:t>
-      </w:r>
-    </w:p>
-    <w:p>
-      <w:pPr>
-        <w:pStyle w:val="BlockText"/>
-      </w:pPr>
+        <w:t xml:space="preserve">-Clients</w:t>
+      </w:r>
+      <w:r>
+        <w:t xml:space="preserve"> </w:t>
+      </w:r>
+      <w:r>
+        <w:t xml:space="preserve">/</w:t>
+      </w:r>
+      <w:r>
+        <w:t xml:space="preserve"> </w:t>
+      </w:r>
+      <w:r>
+        <w:rPr>
+          <w:rStyle w:val="VerbatimChar"/>
+        </w:rPr>
+        <w:t xml:space="preserve">CLIENTS=</w:t>
+      </w:r>
+      <w:r>
+        <w:t xml:space="preserve"> </w:t>
+      </w:r>
+      <w:r>
+        <w:t xml:space="preserve">指定客户端。</w:t>
+      </w:r>
+      <w:r>
+        <w:t xml:space="preserve"> </w:t>
+      </w:r>
+      <w:r>
+        <w:t xml:space="preserve">脚本会调用</w:t>
+      </w:r>
+      <w:r>
+        <w:t xml:space="preserve"> </w:t>
+      </w:r>
+      <w:r>
+        <w:rPr>
+          <w:rStyle w:val="VerbatimChar"/>
+        </w:rPr>
+        <w:t xml:space="preserve">mne-mcp setup</w:t>
+      </w:r>
+      <w:r>
+        <w:t xml:space="preserve">，把服务器注册到</w:t>
+      </w:r>
+      <w:r>
+        <w:t xml:space="preserve"> </w:t>
+      </w:r>
       <w:r>
         <w:rPr>
           <w:b/>
           <w:bCs/>
         </w:rPr>
-        <w:t xml:space="preserve">或让 Claude 代劳</w:t>
-      </w:r>
-      <w:r>
-        <w:t xml:space="preserve">：把</w:t>
-      </w:r>
-      <w:r>
-        <w:t xml:space="preserve"> </w:t>
-      </w:r>
-      <w:r>
-        <w:rPr>
-          <w:rStyle w:val="VerbatimChar"/>
-        </w:rPr>
-        <w:t xml:space="preserve">skills/mne-mcp-setup</w:t>
-      </w:r>
-      <w:r>
-        <w:t xml:space="preserve"> </w:t>
-      </w:r>
-      <w:r>
-        <w:t xml:space="preserve">复制到</w:t>
-      </w:r>
-      <w:r>
-        <w:t xml:space="preserve"> </w:t>
-      </w:r>
-      <w:r>
-        <w:rPr>
-          <w:rStyle w:val="VerbatimChar"/>
-        </w:rPr>
-        <w:t xml:space="preserve">~/.claude/skills/</w:t>
-      </w:r>
-      <w:r>
-        <w:t xml:space="preserve">、重启后对它说“帮我安装并配置</w:t>
-      </w:r>
-      <w:r>
-        <w:t xml:space="preserve"> </w:t>
-      </w:r>
-      <w:r>
-        <w:t xml:space="preserve">mne-mcp”，它会调用上面的脚本完成。</w:t>
+        <w:t xml:space="preserve">Claude Code / Codex / opencode</w:t>
+      </w:r>
+      <w:r>
+        <w:t xml:space="preserve"> </w:t>
+      </w:r>
+      <w:r>
+        <w:t xml:space="preserve">并安装技能。</w:t>
       </w:r>
     </w:p>
     <w:p>
@@ -795,7 +799,7 @@
         <w:pStyle w:val="BlockText"/>
       </w:pPr>
       <w:r>
-        <w:t xml:space="preserve">两种方式装完都需</w:t>
+        <w:t xml:space="preserve">装完需</w:t>
       </w:r>
       <w:r>
         <w:rPr>
@@ -805,10 +809,7 @@
         <w:t xml:space="preserve">重启一次</w:t>
       </w:r>
       <w:r>
-        <w:t xml:space="preserve"> </w:t>
-      </w:r>
-      <w:r>
-        <w:t xml:space="preserve">Claude Code，</w:t>
+        <w:t xml:space="preserve">客户端，</w:t>
       </w:r>
       <w:r>
         <w:rPr>
@@ -820,13 +821,13 @@
         <w:t xml:space="preserve"> </w:t>
       </w:r>
       <w:r>
-        <w:t xml:space="preserve">工具才会加载（MCP 在客户端启动时加载，无法在同一会话内</w:t>
-      </w:r>
-      <w:r>
-        <w:t xml:space="preserve"> </w:t>
-      </w:r>
-      <w:r>
-        <w:t xml:space="preserve">省略这一步）。下面是逐步手动安装。</w:t>
+        <w:t xml:space="preserve">工具才会加载（MCP 在客户端启动时加载，无法在同一会话内省略）。</w:t>
+      </w:r>
+      <w:r>
+        <w:t xml:space="preserve"> </w:t>
+      </w:r>
+      <w:r>
+        <w:t xml:space="preserve">下面是逐步手动安装。</w:t>
       </w:r>
     </w:p>
     <w:bookmarkStart w:id="28" w:name="获取代码"/>
@@ -1492,13 +1493,13 @@
     </w:p>
     <w:bookmarkEnd w:id="33"/>
     <w:bookmarkEnd w:id="34"/>
-    <w:bookmarkStart w:id="38" w:name="接入-claude-code"/>
+    <w:bookmarkStart w:id="37" w:name="接入客户端claude-code-codex-opencode"/>
     <w:p>
       <w:pPr>
         <w:pStyle w:val="Heading2"/>
       </w:pPr>
       <w:r>
-        <w:t xml:space="preserve">3.4 接入 Claude Code</w:t>
+        <w:t xml:space="preserve">3.4 接入客户端（Claude Code / Codex / opencode）</w:t>
       </w:r>
     </w:p>
     <w:bookmarkStart w:id="35" w:name="自动推荐"/>
@@ -1522,7 +1523,7 @@
         <w:t xml:space="preserve">在你安装本体的那个环境里</w:t>
       </w:r>
       <w:r>
-        <w:t xml:space="preserve">（即 venv 已激活、或用该 venv 的</w:t>
+        <w:t xml:space="preserve">（venv 已激活、或用该 venv 的</w:t>
       </w:r>
       <w:r>
         <w:t xml:space="preserve"> </w:t>
@@ -1534,7 +1535,7 @@
         <w:t xml:space="preserve">mne-mcp</w:t>
       </w:r>
       <w:r>
-        <w:t xml:space="preserve">）运行：</w:t>
+        <w:t xml:space="preserve">）运行一条命令，即可注册到三种客户端并装好技能：</w:t>
       </w:r>
     </w:p>
     <w:p>
@@ -1551,7 +1552,46 @@
         <w:rPr>
           <w:rStyle w:val="NormalTok"/>
         </w:rPr>
-        <w:t xml:space="preserve"> configure-claude</w:t>
+        <w:t xml:space="preserve"> setup                          </w:t>
+      </w:r>
+      <w:r>
+        <w:rPr>
+          <w:rStyle w:val="CommentTok"/>
+        </w:rPr>
+        <w:t xml:space="preserve"># Claude Code + Codex + opencode + 技能</w:t>
+      </w:r>
+      <w:r>
+        <w:br/>
+      </w:r>
+      <w:r>
+        <w:rPr>
+          <w:rStyle w:val="ExtensionTok"/>
+        </w:rPr>
+        <w:t xml:space="preserve">mne-mcp</w:t>
+      </w:r>
+      <w:r>
+        <w:rPr>
+          <w:rStyle w:val="NormalTok"/>
+        </w:rPr>
+        <w:t xml:space="preserve"> setup </w:t>
+      </w:r>
+      <w:r>
+        <w:rPr>
+          <w:rStyle w:val="AttributeTok"/>
+        </w:rPr>
+        <w:t xml:space="preserve">--clients</w:t>
+      </w:r>
+      <w:r>
+        <w:rPr>
+          <w:rStyle w:val="NormalTok"/>
+        </w:rPr>
+        <w:t xml:space="preserve"> claude,codex   </w:t>
+      </w:r>
+      <w:r>
+        <w:rPr>
+          <w:rStyle w:val="CommentTok"/>
+        </w:rPr>
+        <w:t xml:space="preserve"># 只配置指定客户端</w:t>
       </w:r>
     </w:p>
     <w:p>
@@ -1559,13 +1599,7 @@
         <w:pStyle w:val="FirstParagraph"/>
       </w:pPr>
       <w:r>
-        <w:t xml:space="preserve">它会：</w:t>
-      </w:r>
-      <w:r>
-        <w:t xml:space="preserve"> </w:t>
-      </w:r>
-      <w:r>
-        <w:t xml:space="preserve">- 把</w:t>
+        <w:t xml:space="preserve">它会把</w:t>
       </w:r>
       <w:r>
         <w:t xml:space="preserve"> </w:t>
@@ -1574,46 +1608,13 @@
         <w:rPr>
           <w:rStyle w:val="VerbatimChar"/>
         </w:rPr>
-        <w:t xml:space="preserve">mcpServers.mne</w:t>
-      </w:r>
-      <w:r>
-        <w:t xml:space="preserve"> </w:t>
-      </w:r>
-      <w:r>
-        <w:t xml:space="preserve">合并进 Claude Code 用户配置</w:t>
-      </w:r>
-      <w:r>
-        <w:t xml:space="preserve"> </w:t>
-      </w:r>
-      <w:r>
-        <w:rPr>
-          <w:rStyle w:val="VerbatimChar"/>
-        </w:rPr>
-        <w:t xml:space="preserve">~/.claude.json</w:t>
-      </w:r>
-      <w:r>
-        <w:t xml:space="preserve">；</w:t>
-      </w:r>
-      <w:r>
-        <w:t xml:space="preserve"> </w:t>
-      </w:r>
-      <w:r>
-        <w:t xml:space="preserve">- 先生成带时间戳的备份（</w:t>
-      </w:r>
-      <w:r>
-        <w:rPr>
-          <w:rStyle w:val="VerbatimChar"/>
-        </w:rPr>
-        <w:t xml:space="preserve">~/.claude.json.backup.YYYYMMDD_HHMMSS</w:t>
-      </w:r>
-      <w:r>
-        <w:t xml:space="preserve">）；</w:t>
-      </w:r>
-      <w:r>
-        <w:t xml:space="preserve"> </w:t>
-      </w:r>
-      <w:r>
-        <w:t xml:space="preserve">- 自动把启动命令指向</w:t>
+        <w:t xml:space="preserve">mne</w:t>
+      </w:r>
+      <w:r>
+        <w:t xml:space="preserve"> </w:t>
+      </w:r>
+      <w:r>
+        <w:t xml:space="preserve">写入各客户端配置（已存在的文件先备份），并把启动命令指向</w:t>
       </w:r>
       <w:r>
         <w:rPr>
@@ -1623,15 +1624,206 @@
         <w:t xml:space="preserve">当前 Python</w:t>
       </w:r>
       <w:r>
-        <w:t xml:space="preserve">，所以一定能找到你装的包。</w:t>
-      </w:r>
-    </w:p>
+        <w:t xml:space="preserve">，所以一定能找到你装的包：</w:t>
+      </w:r>
+    </w:p>
+    <w:tbl>
+      <w:tblPr>
+        <w:tblStyle w:val="Table"/>
+        <w:tblW w:type="auto" w:w="0"/>
+        <w:tblLook w:firstRow="1" w:lastRow="0" w:firstColumn="0" w:lastColumn="0" w:noHBand="0" w:noVBand="0" w:val="0020"/>
+      </w:tblPr>
+      <w:tblGrid>
+        <w:gridCol w:w="2640"/>
+        <w:gridCol w:w="2640"/>
+        <w:gridCol w:w="2640"/>
+      </w:tblGrid>
+      <w:tr>
+        <w:trPr>
+          <w:tblHeader w:val="on"/>
+        </w:trPr>
+        <w:tc>
+          <w:tcPr/>
+          <w:p>
+            <w:pPr>
+              <w:pStyle w:val="Compact"/>
+              <w:jc w:val="left"/>
+            </w:pPr>
+            <w:r>
+              <w:t xml:space="preserve">客户端</w:t>
+            </w:r>
+          </w:p>
+        </w:tc>
+        <w:tc>
+          <w:tcPr/>
+          <w:p>
+            <w:pPr>
+              <w:pStyle w:val="Compact"/>
+              <w:jc w:val="left"/>
+            </w:pPr>
+            <w:r>
+              <w:t xml:space="preserve">配置文件</w:t>
+            </w:r>
+          </w:p>
+        </w:tc>
+        <w:tc>
+          <w:tcPr/>
+          <w:p>
+            <w:pPr>
+              <w:pStyle w:val="Compact"/>
+              <w:jc w:val="left"/>
+            </w:pPr>
+            <w:r>
+              <w:t xml:space="preserve">键</w:t>
+            </w:r>
+          </w:p>
+        </w:tc>
+      </w:tr>
+      <w:tr>
+        <w:tc>
+          <w:tcPr/>
+          <w:p>
+            <w:pPr>
+              <w:pStyle w:val="Compact"/>
+              <w:jc w:val="left"/>
+            </w:pPr>
+            <w:r>
+              <w:t xml:space="preserve">Claude Code</w:t>
+            </w:r>
+          </w:p>
+        </w:tc>
+        <w:tc>
+          <w:tcPr/>
+          <w:p>
+            <w:pPr>
+              <w:pStyle w:val="Compact"/>
+              <w:jc w:val="left"/>
+            </w:pPr>
+            <w:r>
+              <w:rPr>
+                <w:rStyle w:val="VerbatimChar"/>
+              </w:rPr>
+              <w:t xml:space="preserve">~/.claude.json</w:t>
+            </w:r>
+          </w:p>
+        </w:tc>
+        <w:tc>
+          <w:tcPr/>
+          <w:p>
+            <w:pPr>
+              <w:pStyle w:val="Compact"/>
+              <w:jc w:val="left"/>
+            </w:pPr>
+            <w:r>
+              <w:rPr>
+                <w:rStyle w:val="VerbatimChar"/>
+              </w:rPr>
+              <w:t xml:space="preserve">mcpServers.mne</w:t>
+            </w:r>
+          </w:p>
+        </w:tc>
+      </w:tr>
+      <w:tr>
+        <w:tc>
+          <w:tcPr/>
+          <w:p>
+            <w:pPr>
+              <w:pStyle w:val="Compact"/>
+              <w:jc w:val="left"/>
+            </w:pPr>
+            <w:r>
+              <w:t xml:space="preserve">OpenAI Codex CLI</w:t>
+            </w:r>
+          </w:p>
+        </w:tc>
+        <w:tc>
+          <w:tcPr/>
+          <w:p>
+            <w:pPr>
+              <w:pStyle w:val="Compact"/>
+              <w:jc w:val="left"/>
+            </w:pPr>
+            <w:r>
+              <w:rPr>
+                <w:rStyle w:val="VerbatimChar"/>
+              </w:rPr>
+              <w:t xml:space="preserve">~/.codex/config.toml</w:t>
+            </w:r>
+          </w:p>
+        </w:tc>
+        <w:tc>
+          <w:tcPr/>
+          <w:p>
+            <w:pPr>
+              <w:pStyle w:val="Compact"/>
+              <w:jc w:val="left"/>
+            </w:pPr>
+            <w:r>
+              <w:rPr>
+                <w:rStyle w:val="VerbatimChar"/>
+              </w:rPr>
+              <w:t xml:space="preserve">[mcp_servers.mne]</w:t>
+            </w:r>
+          </w:p>
+        </w:tc>
+      </w:tr>
+      <w:tr>
+        <w:tc>
+          <w:tcPr/>
+          <w:p>
+            <w:pPr>
+              <w:pStyle w:val="Compact"/>
+              <w:jc w:val="left"/>
+            </w:pPr>
+            <w:r>
+              <w:t xml:space="preserve">opencode</w:t>
+            </w:r>
+          </w:p>
+        </w:tc>
+        <w:tc>
+          <w:tcPr/>
+          <w:p>
+            <w:pPr>
+              <w:pStyle w:val="Compact"/>
+              <w:jc w:val="left"/>
+            </w:pPr>
+            <w:r>
+              <w:rPr>
+                <w:rStyle w:val="VerbatimChar"/>
+              </w:rPr>
+              <w:t xml:space="preserve">~/.config/opencode/opencode.json</w:t>
+            </w:r>
+          </w:p>
+        </w:tc>
+        <w:tc>
+          <w:tcPr/>
+          <w:p>
+            <w:pPr>
+              <w:pStyle w:val="Compact"/>
+              <w:jc w:val="left"/>
+            </w:pPr>
+            <w:r>
+              <w:rPr>
+                <w:rStyle w:val="VerbatimChar"/>
+              </w:rPr>
+              <w:t xml:space="preserve">mcp.mne</w:t>
+            </w:r>
+          </w:p>
+        </w:tc>
+      </w:tr>
+    </w:tbl>
     <w:p>
       <w:pPr>
         <w:pStyle w:val="BlockText"/>
       </w:pPr>
       <w:r>
-        <w:t xml:space="preserve">⚠️ 关键点：注册的启动命令取决于“运行 configure-claude 时用的是哪个 Python”。务必先激活装好包的虚拟环境再运行，否则可能指到没有 mne-mcp 的解释器。</w:t>
+        <w:t xml:space="preserve">⚠️ 关键点：注册的启动命令取决于“运行 setup 时用的是哪个 Python”。务必先激活装好包的虚拟环境再运行，</w:t>
+      </w:r>
+      <w:r>
+        <w:t xml:space="preserve"> </w:t>
+      </w:r>
+      <w:r>
+        <w:t xml:space="preserve">否则可能指到没有 mne-mcp 的解释器。</w:t>
       </w:r>
     </w:p>
     <w:bookmarkEnd w:id="35"/>
@@ -1649,19 +1841,26 @@
         <w:pStyle w:val="FirstParagraph"/>
       </w:pPr>
       <w:r>
-        <w:t xml:space="preserve">打开 Claude Code 设置（</w:t>
-      </w:r>
-      <w:r>
         <w:rPr>
           <w:rStyle w:val="VerbatimChar"/>
         </w:rPr>
-        <w:t xml:space="preserve">Ctrl+,</w:t>
-      </w:r>
-      <w:r>
-        <w:t xml:space="preserve"> </w:t>
-      </w:r>
-      <w:r>
-        <w:t xml:space="preserve">搜索</w:t>
+        <w:t xml:space="preserve">command</w:t>
+      </w:r>
+      <w:r>
+        <w:t xml:space="preserve"> </w:t>
+      </w:r>
+      <w:r>
+        <w:t xml:space="preserve">指向</w:t>
+      </w:r>
+      <w:r>
+        <w:rPr>
+          <w:b/>
+          <w:bCs/>
+        </w:rPr>
+        <w:t xml:space="preserve">装了本包的那个 Python</w:t>
+      </w:r>
+      <w:r>
+        <w:t xml:space="preserve">（venv 内的</w:t>
       </w:r>
       <w:r>
         <w:t xml:space="preserve"> </w:t>
@@ -1670,10 +1869,52 @@
         <w:rPr>
           <w:rStyle w:val="VerbatimChar"/>
         </w:rPr>
-        <w:t xml:space="preserve">mcpServers</w:t>
-      </w:r>
-      <w:r>
-        <w:t xml:space="preserve">），加入：</w:t>
+        <w:t xml:space="preserve">python.exe</w:t>
+      </w:r>
+      <w:r>
+        <w:t xml:space="preserve">，最常见的踩坑点），或已在 PATH 上的</w:t>
+      </w:r>
+      <w:r>
+        <w:t xml:space="preserve"> </w:t>
+      </w:r>
+      <w:r>
+        <w:rPr>
+          <w:rStyle w:val="VerbatimChar"/>
+        </w:rPr>
+        <w:t xml:space="preserve">mne-mcp</w:t>
+      </w:r>
+      <w:r>
+        <w:t xml:space="preserve">。</w:t>
+      </w:r>
+    </w:p>
+    <w:p>
+      <w:pPr>
+        <w:pStyle w:val="BodyText"/>
+      </w:pPr>
+      <w:r>
+        <w:rPr>
+          <w:b/>
+          <w:bCs/>
+        </w:rPr>
+        <w:t xml:space="preserve">Claude Code</w:t>
+      </w:r>
+      <w:r>
+        <w:t xml:space="preserve"> </w:t>
+      </w:r>
+      <w:r>
+        <w:t xml:space="preserve">—</w:t>
+      </w:r>
+      <w:r>
+        <w:t xml:space="preserve"> </w:t>
+      </w:r>
+      <w:r>
+        <w:rPr>
+          <w:rStyle w:val="VerbatimChar"/>
+        </w:rPr>
+        <w:t xml:space="preserve">~/.claude.json</w:t>
+      </w:r>
+      <w:r>
+        <w:t xml:space="preserve">：</w:t>
       </w:r>
     </w:p>
     <w:p>
@@ -1687,24 +1928,805 @@
         <w:t xml:space="preserve">{</w:t>
       </w:r>
       <w:r>
+        <w:rPr>
+          <w:rStyle w:val="NormalTok"/>
+        </w:rPr>
+        <w:t xml:space="preserve"> </w:t>
+      </w:r>
+      <w:r>
+        <w:rPr>
+          <w:rStyle w:val="DataTypeTok"/>
+        </w:rPr>
+        <w:t xml:space="preserve">"mcpServers"</w:t>
+      </w:r>
+      <w:r>
+        <w:rPr>
+          <w:rStyle w:val="FunctionTok"/>
+        </w:rPr>
+        <w:t xml:space="preserve">:</w:t>
+      </w:r>
+      <w:r>
+        <w:rPr>
+          <w:rStyle w:val="NormalTok"/>
+        </w:rPr>
+        <w:t xml:space="preserve"> </w:t>
+      </w:r>
+      <w:r>
+        <w:rPr>
+          <w:rStyle w:val="FunctionTok"/>
+        </w:rPr>
+        <w:t xml:space="preserve">{</w:t>
+      </w:r>
+      <w:r>
+        <w:rPr>
+          <w:rStyle w:val="NormalTok"/>
+        </w:rPr>
+        <w:t xml:space="preserve"> </w:t>
+      </w:r>
+      <w:r>
+        <w:rPr>
+          <w:rStyle w:val="DataTypeTok"/>
+        </w:rPr>
+        <w:t xml:space="preserve">"mne"</w:t>
+      </w:r>
+      <w:r>
+        <w:rPr>
+          <w:rStyle w:val="FunctionTok"/>
+        </w:rPr>
+        <w:t xml:space="preserve">:</w:t>
+      </w:r>
+      <w:r>
+        <w:rPr>
+          <w:rStyle w:val="NormalTok"/>
+        </w:rPr>
+        <w:t xml:space="preserve"> </w:t>
+      </w:r>
+      <w:r>
+        <w:rPr>
+          <w:rStyle w:val="FunctionTok"/>
+        </w:rPr>
+        <w:t xml:space="preserve">{</w:t>
+      </w:r>
+      <w:r>
+        <w:rPr>
+          <w:rStyle w:val="NormalTok"/>
+        </w:rPr>
+        <w:t xml:space="preserve"> </w:t>
+      </w:r>
+      <w:r>
+        <w:rPr>
+          <w:rStyle w:val="DataTypeTok"/>
+        </w:rPr>
+        <w:t xml:space="preserve">"type"</w:t>
+      </w:r>
+      <w:r>
+        <w:rPr>
+          <w:rStyle w:val="FunctionTok"/>
+        </w:rPr>
+        <w:t xml:space="preserve">:</w:t>
+      </w:r>
+      <w:r>
+        <w:rPr>
+          <w:rStyle w:val="NormalTok"/>
+        </w:rPr>
+        <w:t xml:space="preserve"> </w:t>
+      </w:r>
+      <w:r>
+        <w:rPr>
+          <w:rStyle w:val="StringTok"/>
+        </w:rPr>
+        <w:t xml:space="preserve">"stdio"</w:t>
+      </w:r>
+      <w:r>
+        <w:rPr>
+          <w:rStyle w:val="FunctionTok"/>
+        </w:rPr>
+        <w:t xml:space="preserve">,</w:t>
+      </w:r>
+      <w:r>
+        <w:rPr>
+          <w:rStyle w:val="NormalTok"/>
+        </w:rPr>
+        <w:t xml:space="preserve"> </w:t>
+      </w:r>
+      <w:r>
+        <w:rPr>
+          <w:rStyle w:val="DataTypeTok"/>
+        </w:rPr>
+        <w:t xml:space="preserve">"command"</w:t>
+      </w:r>
+      <w:r>
+        <w:rPr>
+          <w:rStyle w:val="FunctionTok"/>
+        </w:rPr>
+        <w:t xml:space="preserve">:</w:t>
+      </w:r>
+      <w:r>
+        <w:rPr>
+          <w:rStyle w:val="NormalTok"/>
+        </w:rPr>
+        <w:t xml:space="preserve"> </w:t>
+      </w:r>
+      <w:r>
+        <w:rPr>
+          <w:rStyle w:val="StringTok"/>
+        </w:rPr>
+        <w:t xml:space="preserve">"C:</w:t>
+      </w:r>
+      <w:r>
+        <w:rPr>
+          <w:rStyle w:val="CharTok"/>
+        </w:rPr>
+        <w:t xml:space="preserve">\\</w:t>
+      </w:r>
+      <w:r>
+        <w:rPr>
+          <w:rStyle w:val="StringTok"/>
+        </w:rPr>
+        <w:t xml:space="preserve">path</w:t>
+      </w:r>
+      <w:r>
+        <w:rPr>
+          <w:rStyle w:val="CharTok"/>
+        </w:rPr>
+        <w:t xml:space="preserve">\\</w:t>
+      </w:r>
+      <w:r>
+        <w:rPr>
+          <w:rStyle w:val="StringTok"/>
+        </w:rPr>
+        <w:t xml:space="preserve">to</w:t>
+      </w:r>
+      <w:r>
+        <w:rPr>
+          <w:rStyle w:val="CharTok"/>
+        </w:rPr>
+        <w:t xml:space="preserve">\\</w:t>
+      </w:r>
+      <w:r>
+        <w:rPr>
+          <w:rStyle w:val="StringTok"/>
+        </w:rPr>
+        <w:t xml:space="preserve">.venv</w:t>
+      </w:r>
+      <w:r>
+        <w:rPr>
+          <w:rStyle w:val="CharTok"/>
+        </w:rPr>
+        <w:t xml:space="preserve">\\</w:t>
+      </w:r>
+      <w:r>
+        <w:rPr>
+          <w:rStyle w:val="StringTok"/>
+        </w:rPr>
+        <w:t xml:space="preserve">Scripts</w:t>
+      </w:r>
+      <w:r>
+        <w:rPr>
+          <w:rStyle w:val="CharTok"/>
+        </w:rPr>
+        <w:t xml:space="preserve">\\</w:t>
+      </w:r>
+      <w:r>
+        <w:rPr>
+          <w:rStyle w:val="StringTok"/>
+        </w:rPr>
+        <w:t xml:space="preserve">python.exe"</w:t>
+      </w:r>
+      <w:r>
+        <w:rPr>
+          <w:rStyle w:val="FunctionTok"/>
+        </w:rPr>
+        <w:t xml:space="preserve">,</w:t>
+      </w:r>
+      <w:r>
+        <w:rPr>
+          <w:rStyle w:val="NormalTok"/>
+        </w:rPr>
+        <w:t xml:space="preserve"> </w:t>
+      </w:r>
+      <w:r>
+        <w:rPr>
+          <w:rStyle w:val="DataTypeTok"/>
+        </w:rPr>
+        <w:t xml:space="preserve">"args"</w:t>
+      </w:r>
+      <w:r>
+        <w:rPr>
+          <w:rStyle w:val="FunctionTok"/>
+        </w:rPr>
+        <w:t xml:space="preserve">:</w:t>
+      </w:r>
+      <w:r>
+        <w:rPr>
+          <w:rStyle w:val="NormalTok"/>
+        </w:rPr>
+        <w:t xml:space="preserve"> </w:t>
+      </w:r>
+      <w:r>
+        <w:rPr>
+          <w:rStyle w:val="OtherTok"/>
+        </w:rPr>
+        <w:t xml:space="preserve">[</w:t>
+      </w:r>
+      <w:r>
+        <w:rPr>
+          <w:rStyle w:val="StringTok"/>
+        </w:rPr>
+        <w:t xml:space="preserve">"-m"</w:t>
+      </w:r>
+      <w:r>
+        <w:rPr>
+          <w:rStyle w:val="OtherTok"/>
+        </w:rPr>
+        <w:t xml:space="preserve">,</w:t>
+      </w:r>
+      <w:r>
+        <w:rPr>
+          <w:rStyle w:val="StringTok"/>
+        </w:rPr>
+        <w:t xml:space="preserve">"mne_mcp.cli"</w:t>
+      </w:r>
+      <w:r>
+        <w:rPr>
+          <w:rStyle w:val="OtherTok"/>
+        </w:rPr>
+        <w:t xml:space="preserve">,</w:t>
+      </w:r>
+      <w:r>
+        <w:rPr>
+          <w:rStyle w:val="StringTok"/>
+        </w:rPr>
+        <w:t xml:space="preserve">"serve"</w:t>
+      </w:r>
+      <w:r>
+        <w:rPr>
+          <w:rStyle w:val="OtherTok"/>
+        </w:rPr>
+        <w:t xml:space="preserve">,</w:t>
+      </w:r>
+      <w:r>
+        <w:rPr>
+          <w:rStyle w:val="StringTok"/>
+        </w:rPr>
+        <w:t xml:space="preserve">"--transport"</w:t>
+      </w:r>
+      <w:r>
+        <w:rPr>
+          <w:rStyle w:val="OtherTok"/>
+        </w:rPr>
+        <w:t xml:space="preserve">,</w:t>
+      </w:r>
+      <w:r>
+        <w:rPr>
+          <w:rStyle w:val="StringTok"/>
+        </w:rPr>
+        <w:t xml:space="preserve">"stdio"</w:t>
+      </w:r>
+      <w:r>
+        <w:rPr>
+          <w:rStyle w:val="OtherTok"/>
+        </w:rPr>
+        <w:t xml:space="preserve">]</w:t>
+      </w:r>
+      <w:r>
+        <w:rPr>
+          <w:rStyle w:val="FunctionTok"/>
+        </w:rPr>
+        <w:t xml:space="preserve">,</w:t>
+      </w:r>
+      <w:r>
+        <w:rPr>
+          <w:rStyle w:val="NormalTok"/>
+        </w:rPr>
+        <w:t xml:space="preserve"> </w:t>
+      </w:r>
+      <w:r>
+        <w:rPr>
+          <w:rStyle w:val="DataTypeTok"/>
+        </w:rPr>
+        <w:t xml:space="preserve">"env"</w:t>
+      </w:r>
+      <w:r>
+        <w:rPr>
+          <w:rStyle w:val="FunctionTok"/>
+        </w:rPr>
+        <w:t xml:space="preserve">:</w:t>
+      </w:r>
+      <w:r>
+        <w:rPr>
+          <w:rStyle w:val="NormalTok"/>
+        </w:rPr>
+        <w:t xml:space="preserve"> </w:t>
+      </w:r>
+      <w:r>
+        <w:rPr>
+          <w:rStyle w:val="FunctionTok"/>
+        </w:rPr>
+        <w:t xml:space="preserve">{</w:t>
+      </w:r>
+      <w:r>
+        <w:rPr>
+          <w:rStyle w:val="NormalTok"/>
+        </w:rPr>
+        <w:t xml:space="preserve"> </w:t>
+      </w:r>
+      <w:r>
+        <w:rPr>
+          <w:rStyle w:val="DataTypeTok"/>
+        </w:rPr>
+        <w:t xml:space="preserve">"MNE_MCP_TIMEOUT"</w:t>
+      </w:r>
+      <w:r>
+        <w:rPr>
+          <w:rStyle w:val="FunctionTok"/>
+        </w:rPr>
+        <w:t xml:space="preserve">:</w:t>
+      </w:r>
+      <w:r>
+        <w:rPr>
+          <w:rStyle w:val="NormalTok"/>
+        </w:rPr>
+        <w:t xml:space="preserve"> </w:t>
+      </w:r>
+      <w:r>
+        <w:rPr>
+          <w:rStyle w:val="StringTok"/>
+        </w:rPr>
+        <w:t xml:space="preserve">"300"</w:t>
+      </w:r>
+      <w:r>
+        <w:rPr>
+          <w:rStyle w:val="NormalTok"/>
+        </w:rPr>
+        <w:t xml:space="preserve"> </w:t>
+      </w:r>
+      <w:r>
+        <w:rPr>
+          <w:rStyle w:val="FunctionTok"/>
+        </w:rPr>
+        <w:t xml:space="preserve">}</w:t>
+      </w:r>
+      <w:r>
+        <w:rPr>
+          <w:rStyle w:val="NormalTok"/>
+        </w:rPr>
+        <w:t xml:space="preserve"> </w:t>
+      </w:r>
+      <w:r>
+        <w:rPr>
+          <w:rStyle w:val="FunctionTok"/>
+        </w:rPr>
+        <w:t xml:space="preserve">}</w:t>
+      </w:r>
+      <w:r>
+        <w:rPr>
+          <w:rStyle w:val="NormalTok"/>
+        </w:rPr>
+        <w:t xml:space="preserve"> </w:t>
+      </w:r>
+      <w:r>
+        <w:rPr>
+          <w:rStyle w:val="FunctionTok"/>
+        </w:rPr>
+        <w:t xml:space="preserve">}</w:t>
+      </w:r>
+      <w:r>
+        <w:rPr>
+          <w:rStyle w:val="NormalTok"/>
+        </w:rPr>
+        <w:t xml:space="preserve"> </w:t>
+      </w:r>
+      <w:r>
+        <w:rPr>
+          <w:rStyle w:val="FunctionTok"/>
+        </w:rPr>
+        <w:t xml:space="preserve">}</w:t>
+      </w:r>
+    </w:p>
+    <w:p>
+      <w:pPr>
+        <w:pStyle w:val="FirstParagraph"/>
+      </w:pPr>
+      <w:r>
+        <w:rPr>
+          <w:b/>
+          <w:bCs/>
+        </w:rPr>
+        <w:t xml:space="preserve">Codex CLI</w:t>
+      </w:r>
+      <w:r>
+        <w:t xml:space="preserve"> </w:t>
+      </w:r>
+      <w:r>
+        <w:t xml:space="preserve">—</w:t>
+      </w:r>
+      <w:r>
+        <w:t xml:space="preserve"> </w:t>
+      </w:r>
+      <w:r>
+        <w:rPr>
+          <w:rStyle w:val="VerbatimChar"/>
+        </w:rPr>
+        <w:t xml:space="preserve">~/.codex/config.toml</w:t>
+      </w:r>
+      <w:r>
+        <w:t xml:space="preserve">：</w:t>
+      </w:r>
+    </w:p>
+    <w:p>
+      <w:pPr>
+        <w:pStyle w:val="SourceCode"/>
+      </w:pPr>
+      <w:r>
+        <w:rPr>
+          <w:rStyle w:val="KeywordTok"/>
+        </w:rPr>
+        <w:t xml:space="preserve">[mcp_servers.mne]</w:t>
+      </w:r>
+      <w:r>
         <w:br/>
       </w:r>
       <w:r>
         <w:rPr>
-          <w:rStyle w:val="NormalTok"/>
-        </w:rPr>
-        <w:t xml:space="preserve">  </w:t>
-      </w:r>
-      <w:r>
-        <w:rPr>
           <w:rStyle w:val="DataTypeTok"/>
         </w:rPr>
-        <w:t xml:space="preserve">"mcpServers"</w:t>
-      </w:r>
+        <w:t xml:space="preserve">command</w:t>
+      </w:r>
+      <w:r>
+        <w:rPr>
+          <w:rStyle w:val="NormalTok"/>
+        </w:rPr>
+        <w:t xml:space="preserve"> </w:t>
+      </w:r>
+      <w:r>
+        <w:rPr>
+          <w:rStyle w:val="OperatorTok"/>
+        </w:rPr>
+        <w:t xml:space="preserve">=</w:t>
+      </w:r>
+      <w:r>
+        <w:rPr>
+          <w:rStyle w:val="NormalTok"/>
+        </w:rPr>
+        <w:t xml:space="preserve"> </w:t>
+      </w:r>
+      <w:r>
+        <w:rPr>
+          <w:rStyle w:val="StringTok"/>
+        </w:rPr>
+        <w:t xml:space="preserve">"C:</w:t>
+      </w:r>
+      <w:r>
+        <w:rPr>
+          <w:rStyle w:val="SpecialCharTok"/>
+        </w:rPr>
+        <w:t xml:space="preserve">\\</w:t>
+      </w:r>
+      <w:r>
+        <w:rPr>
+          <w:rStyle w:val="StringTok"/>
+        </w:rPr>
+        <w:t xml:space="preserve">path</w:t>
+      </w:r>
+      <w:r>
+        <w:rPr>
+          <w:rStyle w:val="SpecialCharTok"/>
+        </w:rPr>
+        <w:t xml:space="preserve">\\</w:t>
+      </w:r>
+      <w:r>
+        <w:rPr>
+          <w:rStyle w:val="StringTok"/>
+        </w:rPr>
+        <w:t xml:space="preserve">to</w:t>
+      </w:r>
+      <w:r>
+        <w:rPr>
+          <w:rStyle w:val="SpecialCharTok"/>
+        </w:rPr>
+        <w:t xml:space="preserve">\\</w:t>
+      </w:r>
+      <w:r>
+        <w:rPr>
+          <w:rStyle w:val="StringTok"/>
+        </w:rPr>
+        <w:t xml:space="preserve">.venv</w:t>
+      </w:r>
+      <w:r>
+        <w:rPr>
+          <w:rStyle w:val="SpecialCharTok"/>
+        </w:rPr>
+        <w:t xml:space="preserve">\\</w:t>
+      </w:r>
+      <w:r>
+        <w:rPr>
+          <w:rStyle w:val="StringTok"/>
+        </w:rPr>
+        <w:t xml:space="preserve">Scripts</w:t>
+      </w:r>
+      <w:r>
+        <w:rPr>
+          <w:rStyle w:val="SpecialCharTok"/>
+        </w:rPr>
+        <w:t xml:space="preserve">\\</w:t>
+      </w:r>
+      <w:r>
+        <w:rPr>
+          <w:rStyle w:val="StringTok"/>
+        </w:rPr>
+        <w:t xml:space="preserve">python.exe"</w:t>
+      </w:r>
+      <w:r>
+        <w:br/>
+      </w:r>
+      <w:r>
+        <w:rPr>
+          <w:rStyle w:val="DataTypeTok"/>
+        </w:rPr>
+        <w:t xml:space="preserve">args</w:t>
+      </w:r>
+      <w:r>
+        <w:rPr>
+          <w:rStyle w:val="NormalTok"/>
+        </w:rPr>
+        <w:t xml:space="preserve"> </w:t>
+      </w:r>
+      <w:r>
+        <w:rPr>
+          <w:rStyle w:val="OperatorTok"/>
+        </w:rPr>
+        <w:t xml:space="preserve">=</w:t>
+      </w:r>
+      <w:r>
+        <w:rPr>
+          <w:rStyle w:val="NormalTok"/>
+        </w:rPr>
+        <w:t xml:space="preserve"> </w:t>
+      </w:r>
+      <w:r>
+        <w:rPr>
+          <w:rStyle w:val="OperatorTok"/>
+        </w:rPr>
+        <w:t xml:space="preserve">[</w:t>
+      </w:r>
+      <w:r>
+        <w:rPr>
+          <w:rStyle w:val="StringTok"/>
+        </w:rPr>
+        <w:t xml:space="preserve">"-m"</w:t>
+      </w:r>
+      <w:r>
+        <w:rPr>
+          <w:rStyle w:val="OperatorTok"/>
+        </w:rPr>
+        <w:t xml:space="preserve">,</w:t>
+      </w:r>
+      <w:r>
+        <w:rPr>
+          <w:rStyle w:val="NormalTok"/>
+        </w:rPr>
+        <w:t xml:space="preserve"> </w:t>
+      </w:r>
+      <w:r>
+        <w:rPr>
+          <w:rStyle w:val="StringTok"/>
+        </w:rPr>
+        <w:t xml:space="preserve">"mne_mcp.cli"</w:t>
+      </w:r>
+      <w:r>
+        <w:rPr>
+          <w:rStyle w:val="OperatorTok"/>
+        </w:rPr>
+        <w:t xml:space="preserve">,</w:t>
+      </w:r>
+      <w:r>
+        <w:rPr>
+          <w:rStyle w:val="NormalTok"/>
+        </w:rPr>
+        <w:t xml:space="preserve"> </w:t>
+      </w:r>
+      <w:r>
+        <w:rPr>
+          <w:rStyle w:val="StringTok"/>
+        </w:rPr>
+        <w:t xml:space="preserve">"serve"</w:t>
+      </w:r>
+      <w:r>
+        <w:rPr>
+          <w:rStyle w:val="OperatorTok"/>
+        </w:rPr>
+        <w:t xml:space="preserve">,</w:t>
+      </w:r>
+      <w:r>
+        <w:rPr>
+          <w:rStyle w:val="NormalTok"/>
+        </w:rPr>
+        <w:t xml:space="preserve"> </w:t>
+      </w:r>
+      <w:r>
+        <w:rPr>
+          <w:rStyle w:val="StringTok"/>
+        </w:rPr>
+        <w:t xml:space="preserve">"--transport"</w:t>
+      </w:r>
+      <w:r>
+        <w:rPr>
+          <w:rStyle w:val="OperatorTok"/>
+        </w:rPr>
+        <w:t xml:space="preserve">,</w:t>
+      </w:r>
+      <w:r>
+        <w:rPr>
+          <w:rStyle w:val="NormalTok"/>
+        </w:rPr>
+        <w:t xml:space="preserve"> </w:t>
+      </w:r>
+      <w:r>
+        <w:rPr>
+          <w:rStyle w:val="StringTok"/>
+        </w:rPr>
+        <w:t xml:space="preserve">"stdio"</w:t>
+      </w:r>
+      <w:r>
+        <w:rPr>
+          <w:rStyle w:val="OperatorTok"/>
+        </w:rPr>
+        <w:t xml:space="preserve">]</w:t>
+      </w:r>
+      <w:r>
+        <w:br/>
+      </w:r>
+      <w:r>
+        <w:rPr>
+          <w:rStyle w:val="DataTypeTok"/>
+        </w:rPr>
+        <w:t xml:space="preserve">env</w:t>
+      </w:r>
+      <w:r>
+        <w:rPr>
+          <w:rStyle w:val="NormalTok"/>
+        </w:rPr>
+        <w:t xml:space="preserve"> </w:t>
+      </w:r>
+      <w:r>
+        <w:rPr>
+          <w:rStyle w:val="OperatorTok"/>
+        </w:rPr>
+        <w:t xml:space="preserve">=</w:t>
+      </w:r>
+      <w:r>
+        <w:rPr>
+          <w:rStyle w:val="NormalTok"/>
+        </w:rPr>
+        <w:t xml:space="preserve"> </w:t>
+      </w:r>
+      <w:r>
+        <w:rPr>
+          <w:rStyle w:val="OperatorTok"/>
+        </w:rPr>
+        <w:t xml:space="preserve">{ </w:t>
+      </w:r>
+      <w:r>
+        <w:rPr>
+          <w:rStyle w:val="DataTypeTok"/>
+        </w:rPr>
+        <w:t xml:space="preserve">MNE_MCP_TIMEOUT</w:t>
+      </w:r>
+      <w:r>
+        <w:rPr>
+          <w:rStyle w:val="OperatorTok"/>
+        </w:rPr>
+        <w:t xml:space="preserve"> =</w:t>
+      </w:r>
+      <w:r>
+        <w:rPr>
+          <w:rStyle w:val="NormalTok"/>
+        </w:rPr>
+        <w:t xml:space="preserve"> </w:t>
+      </w:r>
+      <w:r>
+        <w:rPr>
+          <w:rStyle w:val="StringTok"/>
+        </w:rPr>
+        <w:t xml:space="preserve">"300"</w:t>
+      </w:r>
+      <w:r>
+        <w:rPr>
+          <w:rStyle w:val="OperatorTok"/>
+        </w:rPr>
+        <w:t xml:space="preserve"> }</w:t>
+      </w:r>
+      <w:r>
+        <w:br/>
+      </w:r>
+      <w:r>
+        <w:rPr>
+          <w:rStyle w:val="DataTypeTok"/>
+        </w:rPr>
+        <w:t xml:space="preserve">enabled</w:t>
+      </w:r>
+      <w:r>
+        <w:rPr>
+          <w:rStyle w:val="NormalTok"/>
+        </w:rPr>
+        <w:t xml:space="preserve"> </w:t>
+      </w:r>
+      <w:r>
+        <w:rPr>
+          <w:rStyle w:val="OperatorTok"/>
+        </w:rPr>
+        <w:t xml:space="preserve">=</w:t>
+      </w:r>
+      <w:r>
+        <w:rPr>
+          <w:rStyle w:val="NormalTok"/>
+        </w:rPr>
+        <w:t xml:space="preserve"> </w:t>
+      </w:r>
+      <w:r>
+        <w:rPr>
+          <w:rStyle w:val="ConstantTok"/>
+        </w:rPr>
+        <w:t xml:space="preserve">true</w:t>
+      </w:r>
+    </w:p>
+    <w:p>
+      <w:pPr>
+        <w:pStyle w:val="FirstParagraph"/>
+      </w:pPr>
+      <w:r>
+        <w:rPr>
+          <w:b/>
+          <w:bCs/>
+        </w:rPr>
+        <w:t xml:space="preserve">opencode</w:t>
+      </w:r>
+      <w:r>
+        <w:t xml:space="preserve"> </w:t>
+      </w:r>
+      <w:r>
+        <w:t xml:space="preserve">—</w:t>
+      </w:r>
+      <w:r>
+        <w:t xml:space="preserve"> </w:t>
+      </w:r>
+      <w:r>
+        <w:rPr>
+          <w:rStyle w:val="VerbatimChar"/>
+        </w:rPr>
+        <w:t xml:space="preserve">~/.config/opencode/opencode.json</w:t>
+      </w:r>
+      <w:r>
+        <w:t xml:space="preserve">：</w:t>
+      </w:r>
+    </w:p>
+    <w:p>
+      <w:pPr>
+        <w:pStyle w:val="SourceCode"/>
+      </w:pPr>
       <w:r>
         <w:rPr>
           <w:rStyle w:val="FunctionTok"/>
         </w:rPr>
+        <w:t xml:space="preserve">{</w:t>
+      </w:r>
+      <w:r>
+        <w:rPr>
+          <w:rStyle w:val="NormalTok"/>
+        </w:rPr>
+        <w:t xml:space="preserve"> </w:t>
+      </w:r>
+      <w:r>
+        <w:rPr>
+          <w:rStyle w:val="DataTypeTok"/>
+        </w:rPr>
+        <w:t xml:space="preserve">"mcp"</w:t>
+      </w:r>
+      <w:r>
+        <w:rPr>
+          <w:rStyle w:val="FunctionTok"/>
+        </w:rPr>
         <w:t xml:space="preserve">:</w:t>
       </w:r>
       <w:r>
@@ -1720,430 +2742,841 @@
         <w:t xml:space="preserve">{</w:t>
       </w:r>
       <w:r>
+        <w:rPr>
+          <w:rStyle w:val="NormalTok"/>
+        </w:rPr>
+        <w:t xml:space="preserve"> </w:t>
+      </w:r>
+      <w:r>
+        <w:rPr>
+          <w:rStyle w:val="DataTypeTok"/>
+        </w:rPr>
+        <w:t xml:space="preserve">"mne"</w:t>
+      </w:r>
+      <w:r>
+        <w:rPr>
+          <w:rStyle w:val="FunctionTok"/>
+        </w:rPr>
+        <w:t xml:space="preserve">:</w:t>
+      </w:r>
+      <w:r>
+        <w:rPr>
+          <w:rStyle w:val="NormalTok"/>
+        </w:rPr>
+        <w:t xml:space="preserve"> </w:t>
+      </w:r>
+      <w:r>
+        <w:rPr>
+          <w:rStyle w:val="FunctionTok"/>
+        </w:rPr>
+        <w:t xml:space="preserve">{</w:t>
+      </w:r>
+      <w:r>
+        <w:rPr>
+          <w:rStyle w:val="NormalTok"/>
+        </w:rPr>
+        <w:t xml:space="preserve"> </w:t>
+      </w:r>
+      <w:r>
+        <w:rPr>
+          <w:rStyle w:val="DataTypeTok"/>
+        </w:rPr>
+        <w:t xml:space="preserve">"type"</w:t>
+      </w:r>
+      <w:r>
+        <w:rPr>
+          <w:rStyle w:val="FunctionTok"/>
+        </w:rPr>
+        <w:t xml:space="preserve">:</w:t>
+      </w:r>
+      <w:r>
+        <w:rPr>
+          <w:rStyle w:val="NormalTok"/>
+        </w:rPr>
+        <w:t xml:space="preserve"> </w:t>
+      </w:r>
+      <w:r>
+        <w:rPr>
+          <w:rStyle w:val="StringTok"/>
+        </w:rPr>
+        <w:t xml:space="preserve">"local"</w:t>
+      </w:r>
+      <w:r>
+        <w:rPr>
+          <w:rStyle w:val="FunctionTok"/>
+        </w:rPr>
+        <w:t xml:space="preserve">,</w:t>
+      </w:r>
+      <w:r>
+        <w:rPr>
+          <w:rStyle w:val="NormalTok"/>
+        </w:rPr>
+        <w:t xml:space="preserve"> </w:t>
+      </w:r>
+      <w:r>
+        <w:rPr>
+          <w:rStyle w:val="DataTypeTok"/>
+        </w:rPr>
+        <w:t xml:space="preserve">"command"</w:t>
+      </w:r>
+      <w:r>
+        <w:rPr>
+          <w:rStyle w:val="FunctionTok"/>
+        </w:rPr>
+        <w:t xml:space="preserve">:</w:t>
+      </w:r>
+      <w:r>
+        <w:rPr>
+          <w:rStyle w:val="NormalTok"/>
+        </w:rPr>
+        <w:t xml:space="preserve"> </w:t>
+      </w:r>
+      <w:r>
+        <w:rPr>
+          <w:rStyle w:val="OtherTok"/>
+        </w:rPr>
+        <w:t xml:space="preserve">[</w:t>
+      </w:r>
+      <w:r>
+        <w:rPr>
+          <w:rStyle w:val="StringTok"/>
+        </w:rPr>
+        <w:t xml:space="preserve">"C:</w:t>
+      </w:r>
+      <w:r>
+        <w:rPr>
+          <w:rStyle w:val="CharTok"/>
+        </w:rPr>
+        <w:t xml:space="preserve">\\</w:t>
+      </w:r>
+      <w:r>
+        <w:rPr>
+          <w:rStyle w:val="StringTok"/>
+        </w:rPr>
+        <w:t xml:space="preserve">path</w:t>
+      </w:r>
+      <w:r>
+        <w:rPr>
+          <w:rStyle w:val="CharTok"/>
+        </w:rPr>
+        <w:t xml:space="preserve">\\</w:t>
+      </w:r>
+      <w:r>
+        <w:rPr>
+          <w:rStyle w:val="StringTok"/>
+        </w:rPr>
+        <w:t xml:space="preserve">to</w:t>
+      </w:r>
+      <w:r>
+        <w:rPr>
+          <w:rStyle w:val="CharTok"/>
+        </w:rPr>
+        <w:t xml:space="preserve">\\</w:t>
+      </w:r>
+      <w:r>
+        <w:rPr>
+          <w:rStyle w:val="StringTok"/>
+        </w:rPr>
+        <w:t xml:space="preserve">.venv</w:t>
+      </w:r>
+      <w:r>
+        <w:rPr>
+          <w:rStyle w:val="CharTok"/>
+        </w:rPr>
+        <w:t xml:space="preserve">\\</w:t>
+      </w:r>
+      <w:r>
+        <w:rPr>
+          <w:rStyle w:val="StringTok"/>
+        </w:rPr>
+        <w:t xml:space="preserve">Scripts</w:t>
+      </w:r>
+      <w:r>
+        <w:rPr>
+          <w:rStyle w:val="CharTok"/>
+        </w:rPr>
+        <w:t xml:space="preserve">\\</w:t>
+      </w:r>
+      <w:r>
+        <w:rPr>
+          <w:rStyle w:val="StringTok"/>
+        </w:rPr>
+        <w:t xml:space="preserve">python.exe"</w:t>
+      </w:r>
+      <w:r>
+        <w:rPr>
+          <w:rStyle w:val="OtherTok"/>
+        </w:rPr>
+        <w:t xml:space="preserve">,</w:t>
+      </w:r>
+      <w:r>
+        <w:rPr>
+          <w:rStyle w:val="StringTok"/>
+        </w:rPr>
+        <w:t xml:space="preserve">"-m"</w:t>
+      </w:r>
+      <w:r>
+        <w:rPr>
+          <w:rStyle w:val="OtherTok"/>
+        </w:rPr>
+        <w:t xml:space="preserve">,</w:t>
+      </w:r>
+      <w:r>
+        <w:rPr>
+          <w:rStyle w:val="StringTok"/>
+        </w:rPr>
+        <w:t xml:space="preserve">"mne_mcp.cli"</w:t>
+      </w:r>
+      <w:r>
+        <w:rPr>
+          <w:rStyle w:val="OtherTok"/>
+        </w:rPr>
+        <w:t xml:space="preserve">,</w:t>
+      </w:r>
+      <w:r>
+        <w:rPr>
+          <w:rStyle w:val="StringTok"/>
+        </w:rPr>
+        <w:t xml:space="preserve">"serve"</w:t>
+      </w:r>
+      <w:r>
+        <w:rPr>
+          <w:rStyle w:val="OtherTok"/>
+        </w:rPr>
+        <w:t xml:space="preserve">,</w:t>
+      </w:r>
+      <w:r>
+        <w:rPr>
+          <w:rStyle w:val="StringTok"/>
+        </w:rPr>
+        <w:t xml:space="preserve">"--transport"</w:t>
+      </w:r>
+      <w:r>
+        <w:rPr>
+          <w:rStyle w:val="OtherTok"/>
+        </w:rPr>
+        <w:t xml:space="preserve">,</w:t>
+      </w:r>
+      <w:r>
+        <w:rPr>
+          <w:rStyle w:val="StringTok"/>
+        </w:rPr>
+        <w:t xml:space="preserve">"stdio"</w:t>
+      </w:r>
+      <w:r>
+        <w:rPr>
+          <w:rStyle w:val="OtherTok"/>
+        </w:rPr>
+        <w:t xml:space="preserve">]</w:t>
+      </w:r>
+      <w:r>
+        <w:rPr>
+          <w:rStyle w:val="FunctionTok"/>
+        </w:rPr>
+        <w:t xml:space="preserve">,</w:t>
+      </w:r>
+      <w:r>
+        <w:rPr>
+          <w:rStyle w:val="NormalTok"/>
+        </w:rPr>
+        <w:t xml:space="preserve"> </w:t>
+      </w:r>
+      <w:r>
+        <w:rPr>
+          <w:rStyle w:val="DataTypeTok"/>
+        </w:rPr>
+        <w:t xml:space="preserve">"enabled"</w:t>
+      </w:r>
+      <w:r>
+        <w:rPr>
+          <w:rStyle w:val="FunctionTok"/>
+        </w:rPr>
+        <w:t xml:space="preserve">:</w:t>
+      </w:r>
+      <w:r>
+        <w:rPr>
+          <w:rStyle w:val="NormalTok"/>
+        </w:rPr>
+        <w:t xml:space="preserve"> </w:t>
+      </w:r>
+      <w:r>
+        <w:rPr>
+          <w:rStyle w:val="KeywordTok"/>
+        </w:rPr>
+        <w:t xml:space="preserve">true</w:t>
+      </w:r>
+      <w:r>
+        <w:rPr>
+          <w:rStyle w:val="NormalTok"/>
+        </w:rPr>
+        <w:t xml:space="preserve"> </w:t>
+      </w:r>
+      <w:r>
+        <w:rPr>
+          <w:rStyle w:val="FunctionTok"/>
+        </w:rPr>
+        <w:t xml:space="preserve">}</w:t>
+      </w:r>
+      <w:r>
+        <w:rPr>
+          <w:rStyle w:val="NormalTok"/>
+        </w:rPr>
+        <w:t xml:space="preserve"> </w:t>
+      </w:r>
+      <w:r>
+        <w:rPr>
+          <w:rStyle w:val="FunctionTok"/>
+        </w:rPr>
+        <w:t xml:space="preserve">}</w:t>
+      </w:r>
+      <w:r>
+        <w:rPr>
+          <w:rStyle w:val="NormalTok"/>
+        </w:rPr>
+        <w:t xml:space="preserve"> </w:t>
+      </w:r>
+      <w:r>
+        <w:rPr>
+          <w:rStyle w:val="FunctionTok"/>
+        </w:rPr>
+        <w:t xml:space="preserve">}</w:t>
+      </w:r>
+    </w:p>
+    <w:p>
+      <w:r>
+        <w:pict>
+          <v:rect style="width:0;height:1.5pt" o:hralign="center" o:hrstd="t" o:hr="t"/>
+        </w:pict>
+      </w:r>
+    </w:p>
+    <w:bookmarkEnd w:id="36"/>
+    <w:bookmarkEnd w:id="37"/>
+    <w:bookmarkStart w:id="38" w:name="安装技能skills"/>
+    <w:p>
+      <w:pPr>
+        <w:pStyle w:val="Heading2"/>
+      </w:pPr>
+      <w:r>
+        <w:t xml:space="preserve">4. 安装技能（Skills）</w:t>
+      </w:r>
+    </w:p>
+    <w:p>
+      <w:pPr>
+        <w:pStyle w:val="BlockText"/>
+      </w:pPr>
+      <w:r>
+        <w:rPr>
+          <w:rStyle w:val="VerbatimChar"/>
+        </w:rPr>
+        <w:t xml:space="preserve">mne-mcp setup</w:t>
+      </w:r>
+      <w:r>
+        <w:t xml:space="preserve"> </w:t>
+      </w:r>
+      <w:r>
+        <w:t xml:space="preserve">已自动安装技能，本节是手动方式。技能是</w:t>
+      </w:r>
+      <w:r>
+        <w:t xml:space="preserve"> </w:t>
+      </w:r>
+      <w:r>
+        <w:rPr>
+          <w:b/>
+          <w:bCs/>
+        </w:rPr>
+        <w:t xml:space="preserve">Claude Code</w:t>
+      </w:r>
+      <w:r>
+        <w:t xml:space="preserve"> </w:t>
+      </w:r>
+      <w:r>
+        <w:t xml:space="preserve">的特性（让它掌握标准流程、</w:t>
+      </w:r>
+      <w:r>
+        <w:t xml:space="preserve"> </w:t>
+      </w:r>
+      <w:r>
+        <w:t xml:space="preserve">参数约定，并把结果归档到</w:t>
+      </w:r>
+      <w:r>
+        <w:t xml:space="preserve"> </w:t>
+      </w:r>
+      <w:r>
+        <w:rPr>
+          <w:rStyle w:val="VerbatimChar"/>
+        </w:rPr>
+        <w:t xml:space="preserve">mne_result/</w:t>
+      </w:r>
+      <w:r>
+        <w:t xml:space="preserve">）；Codex / opencode 直接用 MCP 服务器，不需要技能。</w:t>
+      </w:r>
+    </w:p>
+    <w:p>
+      <w:pPr>
+        <w:pStyle w:val="FirstParagraph"/>
+      </w:pPr>
+      <w:r>
+        <w:t xml:space="preserve">Windows (cmd)：</w:t>
+      </w:r>
+    </w:p>
+    <w:p>
+      <w:pPr>
+        <w:pStyle w:val="SourceCode"/>
+      </w:pPr>
+      <w:r>
+        <w:rPr>
+          <w:rStyle w:val="BuiltInTok"/>
+        </w:rPr>
+        <w:t xml:space="preserve">set</w:t>
+      </w:r>
+      <w:r>
+        <w:rPr>
+          <w:rStyle w:val="NormalTok"/>
+        </w:rPr>
+        <w:t xml:space="preserve"> </w:t>
+      </w:r>
+      <w:r>
+        <w:rPr>
+          <w:rStyle w:val="VariableTok"/>
+        </w:rPr>
+        <w:t xml:space="preserve">SKILLS_DIR</w:t>
+      </w:r>
+      <w:r>
+        <w:rPr>
+          <w:rStyle w:val="NormalTok"/>
+        </w:rPr>
+        <w:t xml:space="preserve">=</w:t>
+      </w:r>
+      <w:r>
+        <w:rPr>
+          <w:rStyle w:val="PreprocessorTok"/>
+        </w:rPr>
+        <w:t xml:space="preserve">%</w:t>
+      </w:r>
+      <w:r>
+        <w:rPr>
+          <w:rStyle w:val="VariableTok"/>
+        </w:rPr>
+        <w:t xml:space="preserve">USERPROFILE</w:t>
+      </w:r>
+      <w:r>
+        <w:rPr>
+          <w:rStyle w:val="PreprocessorTok"/>
+        </w:rPr>
+        <w:t xml:space="preserve">%</w:t>
+      </w:r>
+      <w:r>
+        <w:rPr>
+          <w:rStyle w:val="NormalTok"/>
+        </w:rPr>
+        <w:t xml:space="preserve">\.claude\skills</w:t>
+      </w:r>
+      <w:r>
         <w:br/>
       </w:r>
       <w:r>
         <w:rPr>
+          <w:rStyle w:val="KeywordTok"/>
+        </w:rPr>
+        <w:t xml:space="preserve">xcopy</w:t>
+      </w:r>
+      <w:r>
+        <w:rPr>
+          <w:rStyle w:val="NormalTok"/>
+        </w:rPr>
+        <w:t xml:space="preserve"> </w:t>
+      </w:r>
+      <w:r>
+        <w:rPr>
+          <w:rStyle w:val="AttributeTok"/>
+        </w:rPr>
+        <w:t xml:space="preserve">/E</w:t>
+      </w:r>
+      <w:r>
+        <w:rPr>
+          <w:rStyle w:val="NormalTok"/>
+        </w:rPr>
+        <w:t xml:space="preserve"> </w:t>
+      </w:r>
+      <w:r>
+        <w:rPr>
+          <w:rStyle w:val="AttributeTok"/>
+        </w:rPr>
+        <w:t xml:space="preserve">/I</w:t>
+      </w:r>
+      <w:r>
+        <w:rPr>
+          <w:rStyle w:val="NormalTok"/>
+        </w:rPr>
+        <w:t xml:space="preserve"> skills\mne-analyst    </w:t>
+      </w:r>
+      <w:r>
+        <w:rPr>
+          <w:rStyle w:val="StringTok"/>
+        </w:rPr>
+        <w:t xml:space="preserve">"</w:t>
+      </w:r>
+      <w:r>
+        <w:rPr>
+          <w:rStyle w:val="PreprocessorTok"/>
+        </w:rPr>
+        <w:t xml:space="preserve">%</w:t>
+      </w:r>
+      <w:r>
+        <w:rPr>
+          <w:rStyle w:val="VariableTok"/>
+        </w:rPr>
+        <w:t xml:space="preserve">SKILLS_DIR</w:t>
+      </w:r>
+      <w:r>
+        <w:rPr>
+          <w:rStyle w:val="PreprocessorTok"/>
+        </w:rPr>
+        <w:t xml:space="preserve">%</w:t>
+      </w:r>
+      <w:r>
+        <w:rPr>
+          <w:rStyle w:val="StringTok"/>
+        </w:rPr>
+        <w:t xml:space="preserve">\mne-analyst"</w:t>
+      </w:r>
+      <w:r>
+        <w:br/>
+      </w:r>
+      <w:r>
+        <w:rPr>
+          <w:rStyle w:val="KeywordTok"/>
+        </w:rPr>
+        <w:t xml:space="preserve">xcopy</w:t>
+      </w:r>
+      <w:r>
+        <w:rPr>
+          <w:rStyle w:val="NormalTok"/>
+        </w:rPr>
+        <w:t xml:space="preserve"> </w:t>
+      </w:r>
+      <w:r>
+        <w:rPr>
+          <w:rStyle w:val="AttributeTok"/>
+        </w:rPr>
+        <w:t xml:space="preserve">/E</w:t>
+      </w:r>
+      <w:r>
+        <w:rPr>
+          <w:rStyle w:val="NormalTok"/>
+        </w:rPr>
+        <w:t xml:space="preserve"> </w:t>
+      </w:r>
+      <w:r>
+        <w:rPr>
+          <w:rStyle w:val="AttributeTok"/>
+        </w:rPr>
+        <w:t xml:space="preserve">/I</w:t>
+      </w:r>
+      <w:r>
+        <w:rPr>
+          <w:rStyle w:val="NormalTok"/>
+        </w:rPr>
+        <w:t xml:space="preserve"> skills\mne-mcp-guard  </w:t>
+      </w:r>
+      <w:r>
+        <w:rPr>
+          <w:rStyle w:val="StringTok"/>
+        </w:rPr>
+        <w:t xml:space="preserve">"</w:t>
+      </w:r>
+      <w:r>
+        <w:rPr>
+          <w:rStyle w:val="PreprocessorTok"/>
+        </w:rPr>
+        <w:t xml:space="preserve">%</w:t>
+      </w:r>
+      <w:r>
+        <w:rPr>
+          <w:rStyle w:val="VariableTok"/>
+        </w:rPr>
+        <w:t xml:space="preserve">SKILLS_DIR</w:t>
+      </w:r>
+      <w:r>
+        <w:rPr>
+          <w:rStyle w:val="PreprocessorTok"/>
+        </w:rPr>
+        <w:t xml:space="preserve">%</w:t>
+      </w:r>
+      <w:r>
+        <w:rPr>
+          <w:rStyle w:val="StringTok"/>
+        </w:rPr>
+        <w:t xml:space="preserve">\mne-mcp-guard"</w:t>
+      </w:r>
+    </w:p>
+    <w:p>
+      <w:pPr>
+        <w:pStyle w:val="FirstParagraph"/>
+      </w:pPr>
+      <w:r>
+        <w:t xml:space="preserve">macOS / Linux：</w:t>
+      </w:r>
+    </w:p>
+    <w:p>
+      <w:pPr>
+        <w:pStyle w:val="SourceCode"/>
+      </w:pPr>
+      <w:r>
+        <w:rPr>
+          <w:rStyle w:val="FunctionTok"/>
+        </w:rPr>
+        <w:t xml:space="preserve">mkdir</w:t>
+      </w:r>
+      <w:r>
+        <w:rPr>
+          <w:rStyle w:val="NormalTok"/>
+        </w:rPr>
+        <w:t xml:space="preserve"> </w:t>
+      </w:r>
+      <w:r>
+        <w:rPr>
+          <w:rStyle w:val="AttributeTok"/>
+        </w:rPr>
+        <w:t xml:space="preserve">-p</w:t>
+      </w:r>
+      <w:r>
+        <w:rPr>
+          <w:rStyle w:val="NormalTok"/>
+        </w:rPr>
+        <w:t xml:space="preserve"> ~/.claude/skills</w:t>
+      </w:r>
+      <w:r>
+        <w:br/>
+      </w:r>
+      <w:r>
+        <w:rPr>
+          <w:rStyle w:val="FunctionTok"/>
+        </w:rPr>
+        <w:t xml:space="preserve">cp</w:t>
+      </w:r>
+      <w:r>
+        <w:rPr>
+          <w:rStyle w:val="NormalTok"/>
+        </w:rPr>
+        <w:t xml:space="preserve"> </w:t>
+      </w:r>
+      <w:r>
+        <w:rPr>
+          <w:rStyle w:val="AttributeTok"/>
+        </w:rPr>
+        <w:t xml:space="preserve">-r</w:t>
+      </w:r>
+      <w:r>
+        <w:rPr>
+          <w:rStyle w:val="NormalTok"/>
+        </w:rPr>
+        <w:t xml:space="preserve"> skills/mne-analyst   ~/.claude/skills/</w:t>
+      </w:r>
+      <w:r>
+        <w:br/>
+      </w:r>
+      <w:r>
+        <w:rPr>
+          <w:rStyle w:val="FunctionTok"/>
+        </w:rPr>
+        <w:t xml:space="preserve">cp</w:t>
+      </w:r>
+      <w:r>
+        <w:rPr>
+          <w:rStyle w:val="NormalTok"/>
+        </w:rPr>
+        <w:t xml:space="preserve"> </w:t>
+      </w:r>
+      <w:r>
+        <w:rPr>
+          <w:rStyle w:val="AttributeTok"/>
+        </w:rPr>
+        <w:t xml:space="preserve">-r</w:t>
+      </w:r>
+      <w:r>
+        <w:rPr>
+          <w:rStyle w:val="NormalTok"/>
+        </w:rPr>
+        <w:t xml:space="preserve"> skills/mne-mcp-guard ~/.claude/skills/</w:t>
+      </w:r>
+    </w:p>
+    <w:p>
+      <w:r>
+        <w:pict>
+          <v:rect style="width:0;height:1.5pt" o:hralign="center" o:hrstd="t" o:hr="t"/>
+        </w:pict>
+      </w:r>
+    </w:p>
+    <w:bookmarkEnd w:id="38"/>
+    <w:bookmarkStart w:id="39" w:name="配置默认参数可选"/>
+    <w:p>
+      <w:pPr>
+        <w:pStyle w:val="Heading2"/>
+      </w:pPr>
+      <w:r>
+        <w:t xml:space="preserve">5. 配置默认参数（可选）</w:t>
+      </w:r>
+    </w:p>
+    <w:p>
+      <w:pPr>
+        <w:pStyle w:val="FirstParagraph"/>
+      </w:pPr>
+      <w:r>
+        <w:t xml:space="preserve">用交互向导设置工具默认值（工频、默认导联、滤波带、剔除阈值、ICA、分段窗、目录、超时）：</w:t>
+      </w:r>
+    </w:p>
+    <w:p>
+      <w:pPr>
+        <w:pStyle w:val="SourceCode"/>
+      </w:pPr>
+      <w:r>
+        <w:rPr>
+          <w:rStyle w:val="ExtensionTok"/>
+        </w:rPr>
+        <w:t xml:space="preserve">mne-mcp</w:t>
+      </w:r>
+      <w:r>
+        <w:rPr>
+          <w:rStyle w:val="NormalTok"/>
+        </w:rPr>
+        <w:t xml:space="preserve"> configure            </w:t>
+      </w:r>
+      <w:r>
+        <w:rPr>
+          <w:rStyle w:val="CommentTok"/>
+        </w:rPr>
+        <w:t xml:space="preserve"># 交互式，回车保留当前值</w:t>
+      </w:r>
+      <w:r>
+        <w:br/>
+      </w:r>
+      <w:r>
+        <w:rPr>
+          <w:rStyle w:val="ExtensionTok"/>
+        </w:rPr>
+        <w:t xml:space="preserve">mne-mcp</w:t>
+      </w:r>
+      <w:r>
+        <w:rPr>
+          <w:rStyle w:val="NormalTok"/>
+        </w:rPr>
+        <w:t xml:space="preserve"> configure </w:t>
+      </w:r>
+      <w:r>
+        <w:rPr>
+          <w:rStyle w:val="AttributeTok"/>
+        </w:rPr>
+        <w:t xml:space="preserve">--show</w:t>
+      </w:r>
+      <w:r>
+        <w:rPr>
+          <w:rStyle w:val="NormalTok"/>
+        </w:rPr>
+        <w:t xml:space="preserve">     </w:t>
+      </w:r>
+      <w:r>
+        <w:rPr>
+          <w:rStyle w:val="CommentTok"/>
+        </w:rPr>
+        <w:t xml:space="preserve"># 查看</w:t>
+      </w:r>
+      <w:r>
+        <w:br/>
+      </w:r>
+      <w:r>
+        <w:rPr>
+          <w:rStyle w:val="ExtensionTok"/>
+        </w:rPr>
+        <w:t xml:space="preserve">mne-mcp</w:t>
+      </w:r>
+      <w:r>
+        <w:rPr>
+          <w:rStyle w:val="NormalTok"/>
+        </w:rPr>
+        <w:t xml:space="preserve"> configure </w:t>
+      </w:r>
+      <w:r>
+        <w:rPr>
+          <w:rStyle w:val="AttributeTok"/>
+        </w:rPr>
+        <w:t xml:space="preserve">--reset</w:t>
+      </w:r>
+      <w:r>
+        <w:rPr>
           <w:rStyle w:val="NormalTok"/>
         </w:rPr>
         <w:t xml:space="preserve">    </w:t>
       </w:r>
       <w:r>
         <w:rPr>
-          <w:rStyle w:val="DataTypeTok"/>
-        </w:rPr>
-        <w:t xml:space="preserve">"mne"</w:t>
-      </w:r>
-      <w:r>
-        <w:rPr>
-          <w:rStyle w:val="FunctionTok"/>
-        </w:rPr>
-        <w:t xml:space="preserve">:</w:t>
-      </w:r>
-      <w:r>
-        <w:rPr>
-          <w:rStyle w:val="NormalTok"/>
-        </w:rPr>
-        <w:t xml:space="preserve"> </w:t>
-      </w:r>
-      <w:r>
-        <w:rPr>
-          <w:rStyle w:val="FunctionTok"/>
-        </w:rPr>
-        <w:t xml:space="preserve">{</w:t>
+          <w:rStyle w:val="CommentTok"/>
+        </w:rPr>
+        <w:t xml:space="preserve"># 恢复默认</w:t>
       </w:r>
       <w:r>
         <w:br/>
       </w:r>
       <w:r>
         <w:rPr>
-          <w:rStyle w:val="NormalTok"/>
-        </w:rPr>
-        <w:t xml:space="preserve">      </w:t>
-      </w:r>
-      <w:r>
-        <w:rPr>
-          <w:rStyle w:val="DataTypeTok"/>
-        </w:rPr>
-        <w:t xml:space="preserve">"type"</w:t>
-      </w:r>
-      <w:r>
-        <w:rPr>
-          <w:rStyle w:val="FunctionTok"/>
-        </w:rPr>
-        <w:t xml:space="preserve">:</w:t>
-      </w:r>
-      <w:r>
-        <w:rPr>
-          <w:rStyle w:val="NormalTok"/>
-        </w:rPr>
-        <w:t xml:space="preserve"> </w:t>
-      </w:r>
-      <w:r>
-        <w:rPr>
-          <w:rStyle w:val="StringTok"/>
-        </w:rPr>
-        <w:t xml:space="preserve">"stdio"</w:t>
-      </w:r>
-      <w:r>
-        <w:rPr>
-          <w:rStyle w:val="FunctionTok"/>
-        </w:rPr>
-        <w:t xml:space="preserve">,</w:t>
-      </w:r>
-      <w:r>
-        <w:br/>
-      </w:r>
-      <w:r>
-        <w:rPr>
-          <w:rStyle w:val="NormalTok"/>
-        </w:rPr>
-        <w:t xml:space="preserve">      </w:t>
-      </w:r>
-      <w:r>
-        <w:rPr>
-          <w:rStyle w:val="DataTypeTok"/>
-        </w:rPr>
-        <w:t xml:space="preserve">"command"</w:t>
-      </w:r>
-      <w:r>
-        <w:rPr>
-          <w:rStyle w:val="FunctionTok"/>
-        </w:rPr>
-        <w:t xml:space="preserve">:</w:t>
-      </w:r>
-      <w:r>
-        <w:rPr>
-          <w:rStyle w:val="NormalTok"/>
-        </w:rPr>
-        <w:t xml:space="preserve"> </w:t>
-      </w:r>
-      <w:r>
-        <w:rPr>
-          <w:rStyle w:val="StringTok"/>
-        </w:rPr>
-        <w:t xml:space="preserve">"C:</w:t>
-      </w:r>
-      <w:r>
-        <w:rPr>
-          <w:rStyle w:val="CharTok"/>
-        </w:rPr>
-        <w:t xml:space="preserve">\\</w:t>
-      </w:r>
-      <w:r>
-        <w:rPr>
-          <w:rStyle w:val="StringTok"/>
-        </w:rPr>
-        <w:t xml:space="preserve">path</w:t>
-      </w:r>
-      <w:r>
-        <w:rPr>
-          <w:rStyle w:val="CharTok"/>
-        </w:rPr>
-        <w:t xml:space="preserve">\\</w:t>
-      </w:r>
-      <w:r>
-        <w:rPr>
-          <w:rStyle w:val="StringTok"/>
-        </w:rPr>
-        <w:t xml:space="preserve">to</w:t>
-      </w:r>
-      <w:r>
-        <w:rPr>
-          <w:rStyle w:val="CharTok"/>
-        </w:rPr>
-        <w:t xml:space="preserve">\\</w:t>
-      </w:r>
-      <w:r>
-        <w:rPr>
-          <w:rStyle w:val="StringTok"/>
-        </w:rPr>
-        <w:t xml:space="preserve">MNE-MCP</w:t>
-      </w:r>
-      <w:r>
-        <w:rPr>
-          <w:rStyle w:val="CharTok"/>
-        </w:rPr>
-        <w:t xml:space="preserve">\\</w:t>
-      </w:r>
-      <w:r>
-        <w:rPr>
-          <w:rStyle w:val="StringTok"/>
-        </w:rPr>
-        <w:t xml:space="preserve">.venv</w:t>
-      </w:r>
-      <w:r>
-        <w:rPr>
-          <w:rStyle w:val="CharTok"/>
-        </w:rPr>
-        <w:t xml:space="preserve">\\</w:t>
-      </w:r>
-      <w:r>
-        <w:rPr>
-          <w:rStyle w:val="StringTok"/>
-        </w:rPr>
-        <w:t xml:space="preserve">Scripts</w:t>
-      </w:r>
-      <w:r>
-        <w:rPr>
-          <w:rStyle w:val="CharTok"/>
-        </w:rPr>
-        <w:t xml:space="preserve">\\</w:t>
-      </w:r>
-      <w:r>
-        <w:rPr>
-          <w:rStyle w:val="StringTok"/>
-        </w:rPr>
-        <w:t xml:space="preserve">python.exe"</w:t>
-      </w:r>
-      <w:r>
-        <w:rPr>
-          <w:rStyle w:val="FunctionTok"/>
-        </w:rPr>
-        <w:t xml:space="preserve">,</w:t>
-      </w:r>
-      <w:r>
-        <w:br/>
-      </w:r>
-      <w:r>
-        <w:rPr>
-          <w:rStyle w:val="NormalTok"/>
-        </w:rPr>
-        <w:t xml:space="preserve">      </w:t>
-      </w:r>
-      <w:r>
-        <w:rPr>
-          <w:rStyle w:val="DataTypeTok"/>
-        </w:rPr>
-        <w:t xml:space="preserve">"args"</w:t>
-      </w:r>
-      <w:r>
-        <w:rPr>
-          <w:rStyle w:val="FunctionTok"/>
-        </w:rPr>
-        <w:t xml:space="preserve">:</w:t>
-      </w:r>
-      <w:r>
-        <w:rPr>
-          <w:rStyle w:val="NormalTok"/>
-        </w:rPr>
-        <w:t xml:space="preserve"> </w:t>
-      </w:r>
-      <w:r>
-        <w:rPr>
-          <w:rStyle w:val="OtherTok"/>
-        </w:rPr>
-        <w:t xml:space="preserve">[</w:t>
-      </w:r>
-      <w:r>
-        <w:rPr>
-          <w:rStyle w:val="StringTok"/>
-        </w:rPr>
-        <w:t xml:space="preserve">"-m"</w:t>
-      </w:r>
-      <w:r>
-        <w:rPr>
-          <w:rStyle w:val="OtherTok"/>
-        </w:rPr>
-        <w:t xml:space="preserve">,</w:t>
-      </w:r>
-      <w:r>
-        <w:rPr>
-          <w:rStyle w:val="NormalTok"/>
-        </w:rPr>
-        <w:t xml:space="preserve"> </w:t>
-      </w:r>
-      <w:r>
-        <w:rPr>
-          <w:rStyle w:val="StringTok"/>
-        </w:rPr>
-        <w:t xml:space="preserve">"mne_mcp.cli"</w:t>
-      </w:r>
-      <w:r>
-        <w:rPr>
-          <w:rStyle w:val="OtherTok"/>
-        </w:rPr>
-        <w:t xml:space="preserve">,</w:t>
-      </w:r>
-      <w:r>
-        <w:rPr>
-          <w:rStyle w:val="NormalTok"/>
-        </w:rPr>
-        <w:t xml:space="preserve"> </w:t>
-      </w:r>
-      <w:r>
-        <w:rPr>
-          <w:rStyle w:val="StringTok"/>
-        </w:rPr>
-        <w:t xml:space="preserve">"serve"</w:t>
-      </w:r>
-      <w:r>
-        <w:rPr>
-          <w:rStyle w:val="OtherTok"/>
-        </w:rPr>
-        <w:t xml:space="preserve">,</w:t>
-      </w:r>
-      <w:r>
-        <w:rPr>
-          <w:rStyle w:val="NormalTok"/>
-        </w:rPr>
-        <w:t xml:space="preserve"> </w:t>
-      </w:r>
-      <w:r>
-        <w:rPr>
-          <w:rStyle w:val="StringTok"/>
-        </w:rPr>
-        <w:t xml:space="preserve">"--transport"</w:t>
-      </w:r>
-      <w:r>
-        <w:rPr>
-          <w:rStyle w:val="OtherTok"/>
-        </w:rPr>
-        <w:t xml:space="preserve">,</w:t>
-      </w:r>
-      <w:r>
-        <w:rPr>
-          <w:rStyle w:val="NormalTok"/>
-        </w:rPr>
-        <w:t xml:space="preserve"> </w:t>
-      </w:r>
-      <w:r>
-        <w:rPr>
-          <w:rStyle w:val="StringTok"/>
-        </w:rPr>
-        <w:t xml:space="preserve">"stdio"</w:t>
-      </w:r>
-      <w:r>
-        <w:rPr>
-          <w:rStyle w:val="OtherTok"/>
-        </w:rPr>
-        <w:t xml:space="preserve">]</w:t>
-      </w:r>
-      <w:r>
-        <w:rPr>
-          <w:rStyle w:val="FunctionTok"/>
-        </w:rPr>
-        <w:t xml:space="preserve">,</w:t>
-      </w:r>
-      <w:r>
-        <w:br/>
-      </w:r>
-      <w:r>
-        <w:rPr>
-          <w:rStyle w:val="NormalTok"/>
-        </w:rPr>
-        <w:t xml:space="preserve">      </w:t>
-      </w:r>
-      <w:r>
-        <w:rPr>
-          <w:rStyle w:val="DataTypeTok"/>
-        </w:rPr>
-        <w:t xml:space="preserve">"env"</w:t>
-      </w:r>
-      <w:r>
-        <w:rPr>
-          <w:rStyle w:val="FunctionTok"/>
-        </w:rPr>
-        <w:t xml:space="preserve">:</w:t>
-      </w:r>
-      <w:r>
-        <w:rPr>
-          <w:rStyle w:val="NormalTok"/>
-        </w:rPr>
-        <w:t xml:space="preserve"> </w:t>
-      </w:r>
-      <w:r>
-        <w:rPr>
-          <w:rStyle w:val="FunctionTok"/>
-        </w:rPr>
-        <w:t xml:space="preserve">{</w:t>
-      </w:r>
-      <w:r>
-        <w:br/>
-      </w:r>
-      <w:r>
-        <w:rPr>
-          <w:rStyle w:val="NormalTok"/>
-        </w:rPr>
-        <w:t xml:space="preserve">        </w:t>
-      </w:r>
-      <w:r>
-        <w:rPr>
-          <w:rStyle w:val="DataTypeTok"/>
-        </w:rPr>
-        <w:t xml:space="preserve">"MNE_MCP_TIMEOUT"</w:t>
-      </w:r>
-      <w:r>
-        <w:rPr>
-          <w:rStyle w:val="FunctionTok"/>
-        </w:rPr>
-        <w:t xml:space="preserve">:</w:t>
-      </w:r>
-      <w:r>
-        <w:rPr>
-          <w:rStyle w:val="NormalTok"/>
-        </w:rPr>
-        <w:t xml:space="preserve"> </w:t>
-      </w:r>
-      <w:r>
-        <w:rPr>
-          <w:rStyle w:val="StringTok"/>
-        </w:rPr>
-        <w:t xml:space="preserve">"300"</w:t>
-      </w:r>
-      <w:r>
-        <w:br/>
-      </w:r>
-      <w:r>
-        <w:rPr>
-          <w:rStyle w:val="NormalTok"/>
-        </w:rPr>
-        <w:t xml:space="preserve">      </w:t>
-      </w:r>
-      <w:r>
-        <w:rPr>
-          <w:rStyle w:val="FunctionTok"/>
-        </w:rPr>
-        <w:t xml:space="preserve">}</w:t>
-      </w:r>
-      <w:r>
-        <w:br/>
-      </w:r>
-      <w:r>
-        <w:rPr>
-          <w:rStyle w:val="NormalTok"/>
-        </w:rPr>
-        <w:t xml:space="preserve">    </w:t>
-      </w:r>
-      <w:r>
-        <w:rPr>
-          <w:rStyle w:val="FunctionTok"/>
-        </w:rPr>
-        <w:t xml:space="preserve">}</w:t>
-      </w:r>
-      <w:r>
-        <w:br/>
-      </w:r>
-      <w:r>
-        <w:rPr>
-          <w:rStyle w:val="NormalTok"/>
-        </w:rPr>
-        <w:t xml:space="preserve">  </w:t>
-      </w:r>
-      <w:r>
-        <w:rPr>
-          <w:rStyle w:val="FunctionTok"/>
-        </w:rPr>
-        <w:t xml:space="preserve">}</w:t>
-      </w:r>
-      <w:r>
-        <w:br/>
-      </w:r>
-      <w:r>
-        <w:rPr>
-          <w:rStyle w:val="FunctionTok"/>
-        </w:rPr>
-        <w:t xml:space="preserve">}</w:t>
+          <w:rStyle w:val="ExtensionTok"/>
+        </w:rPr>
+        <w:t xml:space="preserve">mne-mcp</w:t>
+      </w:r>
+      <w:r>
+        <w:rPr>
+          <w:rStyle w:val="NormalTok"/>
+        </w:rPr>
+        <w:t xml:space="preserve"> configure </w:t>
+      </w:r>
+      <w:r>
+        <w:rPr>
+          <w:rStyle w:val="AttributeTok"/>
+        </w:rPr>
+        <w:t xml:space="preserve">--set</w:t>
+      </w:r>
+      <w:r>
+        <w:rPr>
+          <w:rStyle w:val="NormalTok"/>
+        </w:rPr>
+        <w:t xml:space="preserve"> line_freq=60 default_montage=biosemi64 reject_eeg_uv=120</w:t>
+      </w:r>
+    </w:p>
+    <w:p>
+      <w:pPr>
+        <w:pStyle w:val="FirstParagraph"/>
+      </w:pPr>
+      <w:r>
+        <w:t xml:space="preserve">保存在</w:t>
+      </w:r>
+      <w:r>
+        <w:t xml:space="preserve"> </w:t>
+      </w:r>
+      <w:r>
+        <w:rPr>
+          <w:rStyle w:val="VerbatimChar"/>
+        </w:rPr>
+        <w:t xml:space="preserve">~/.mne-mcp/config.json</w:t>
+      </w:r>
+      <w:r>
+        <w:t xml:space="preserve">。优先级：环境变量 &gt; 配置文件 &gt; 内置默认。</w:t>
+      </w:r>
+    </w:p>
+    <w:p>
+      <w:r>
+        <w:pict>
+          <v:rect style="width:0;height:1.5pt" o:hralign="center" o:hrstd="t" o:hr="t"/>
+        </w:pict>
+      </w:r>
+    </w:p>
+    <w:bookmarkEnd w:id="39"/>
+    <w:bookmarkStart w:id="40" w:name="重启并测试"/>
+    <w:p>
+      <w:pPr>
+        <w:pStyle w:val="Heading2"/>
+      </w:pPr>
+      <w:r>
+        <w:t xml:space="preserve">6. 重启并测试</w:t>
       </w:r>
     </w:p>
     <w:p>
@@ -2155,70 +3588,14 @@
         </w:numPr>
       </w:pPr>
       <w:r>
-        <w:t xml:space="preserve">若</w:t>
-      </w:r>
-      <w:r>
-        <w:t xml:space="preserve"> </w:t>
-      </w:r>
-      <w:r>
-        <w:rPr>
-          <w:rStyle w:val="VerbatimChar"/>
-        </w:rPr>
-        <w:t xml:space="preserve">mne-mcp</w:t>
-      </w:r>
-      <w:r>
-        <w:t xml:space="preserve"> </w:t>
-      </w:r>
-      <w:r>
-        <w:t xml:space="preserve">已在系统 PATH 上，</w:t>
-      </w:r>
-      <w:r>
-        <w:rPr>
-          <w:rStyle w:val="VerbatimChar"/>
-        </w:rPr>
-        <w:t xml:space="preserve">command</w:t>
-      </w:r>
-      <w:r>
-        <w:t xml:space="preserve"> </w:t>
-      </w:r>
-      <w:r>
-        <w:t xml:space="preserve">也可直接写</w:t>
-      </w:r>
-      <w:r>
-        <w:t xml:space="preserve"> </w:t>
-      </w:r>
-      <w:r>
-        <w:rPr>
-          <w:rStyle w:val="VerbatimChar"/>
-        </w:rPr>
-        <w:t xml:space="preserve">"mne-mcp"</w:t>
-      </w:r>
-      <w:r>
-        <w:t xml:space="preserve">，</w:t>
-      </w:r>
-      <w:r>
-        <w:rPr>
-          <w:rStyle w:val="VerbatimChar"/>
-        </w:rPr>
-        <w:t xml:space="preserve">args</w:t>
-      </w:r>
-      <w:r>
-        <w:t xml:space="preserve"> </w:t>
-      </w:r>
-      <w:r>
-        <w:t xml:space="preserve">写</w:t>
-      </w:r>
-      <w:r>
-        <w:t xml:space="preserve"> </w:t>
-      </w:r>
-      <w:r>
-        <w:rPr>
-          <w:rStyle w:val="VerbatimChar"/>
-        </w:rPr>
-        <w:t xml:space="preserve">["serve","--transport","stdio"]</w:t>
-      </w:r>
-      <w:r>
-        <w:t xml:space="preserve">。</w:t>
+        <w:rPr>
+          <w:b/>
+          <w:bCs/>
+        </w:rPr>
+        <w:t xml:space="preserve">重启 Claude Code</w:t>
+      </w:r>
+      <w:r>
+        <w:t xml:space="preserve">（让它重新加载 MCP 配置与技能）。</w:t>
       </w:r>
     </w:p>
     <w:p>
@@ -2230,26 +3607,26 @@
         </w:numPr>
       </w:pPr>
       <w:r>
+        <w:t xml:space="preserve">在对话里输入：</w:t>
+      </w:r>
+    </w:p>
+    <w:p>
+      <w:pPr>
+        <w:pStyle w:val="SourceCode"/>
+      </w:pPr>
+      <w:r>
         <w:rPr>
           <w:rStyle w:val="VerbatimChar"/>
         </w:rPr>
-        <w:t xml:space="preserve">command</w:t>
-      </w:r>
-      <w:r>
-        <w:t xml:space="preserve"> </w:t>
-      </w:r>
-      <w:r>
-        <w:t xml:space="preserve">必须指向</w:t>
-      </w:r>
-      <w:r>
-        <w:rPr>
-          <w:b/>
-          <w:bCs/>
-        </w:rPr>
-        <w:t xml:space="preserve">装了本包的那个 Python</w:t>
-      </w:r>
-      <w:r>
-        <w:t xml:space="preserve">（venv 内的</w:t>
+        <w:t xml:space="preserve">检查一下 MNE 环境</w:t>
+      </w:r>
+    </w:p>
+    <w:p>
+      <w:pPr>
+        <w:pStyle w:val="FirstParagraph"/>
+      </w:pPr>
+      <w:r>
+        <w:t xml:space="preserve">Claude 应调用</w:t>
       </w:r>
       <w:r>
         <w:t xml:space="preserve"> </w:t>
@@ -2258,77 +3635,32 @@
         <w:rPr>
           <w:rStyle w:val="VerbatimChar"/>
         </w:rPr>
-        <w:t xml:space="preserve">python.exe</w:t>
-      </w:r>
-      <w:r>
-        <w:t xml:space="preserve">），这是最常见的踩坑点。</w:t>
-      </w:r>
-    </w:p>
-    <w:bookmarkEnd w:id="36"/>
-    <w:bookmarkStart w:id="37" w:name="接入-opencode"/>
-    <w:p>
-      <w:pPr>
-        <w:pStyle w:val="Heading3"/>
-      </w:pPr>
-      <w:r>
-        <w:t xml:space="preserve">3.4 接入 opencode</w:t>
-      </w:r>
-    </w:p>
-    <w:p>
-      <w:pPr>
-        <w:pStyle w:val="FirstParagraph"/>
-      </w:pPr>
-      <w:r>
-        <w:t xml:space="preserve">opencode 同样支持 MCP。按其文档新增一个</w:t>
-      </w:r>
-      <w:r>
-        <w:t xml:space="preserve"> </w:t>
-      </w:r>
-      <w:r>
-        <w:rPr>
-          <w:b/>
-          <w:bCs/>
-        </w:rPr>
-        <w:t xml:space="preserve">stdio</w:t>
-      </w:r>
-      <w:r>
-        <w:t xml:space="preserve"> </w:t>
-      </w:r>
-      <w:r>
-        <w:t xml:space="preserve">类型的 MCP 服务器，</w:t>
-      </w:r>
+        <w:t xml:space="preserve">mne_check_status</w:t>
+      </w:r>
+      <w:r>
+        <w:t xml:space="preserve"> </w:t>
+      </w:r>
+      <w:r>
+        <w:t xml:space="preserve">并返回版本信息——看到即表示接入成功。</w:t>
+      </w:r>
+    </w:p>
+    <w:p>
+      <w:pPr>
+        <w:pStyle w:val="BodyText"/>
+      </w:pPr>
+      <w:r>
+        <w:t xml:space="preserve">没有数据？让它加载 MNE 自带样例：</w:t>
+      </w:r>
+    </w:p>
+    <w:p>
+      <w:pPr>
+        <w:pStyle w:val="SourceCode"/>
+      </w:pPr>
       <w:r>
         <w:rPr>
           <w:rStyle w:val="VerbatimChar"/>
         </w:rPr>
-        <w:t xml:space="preserve">command</w:t>
-      </w:r>
-      <w:r>
-        <w:t xml:space="preserve">/</w:t>
-      </w:r>
-      <w:r>
-        <w:rPr>
-          <w:rStyle w:val="VerbatimChar"/>
-        </w:rPr>
-        <w:t xml:space="preserve">args</w:t>
-      </w:r>
-      <w:r>
-        <w:t xml:space="preserve"> </w:t>
-      </w:r>
-      <w:r>
-        <w:t xml:space="preserve">用上面相同的值（指向装了本包的 Python +</w:t>
-      </w:r>
-      <w:r>
-        <w:t xml:space="preserve"> </w:t>
-      </w:r>
-      <w:r>
-        <w:rPr>
-          <w:rStyle w:val="VerbatimChar"/>
-        </w:rPr>
-        <w:t xml:space="preserve">-m mne_mcp.cli serve --transport stdio</w:t>
-      </w:r>
-      <w:r>
-        <w:t xml:space="preserve">）即可。</w:t>
+        <w:t xml:space="preserve">用 mne_run_code 下载并加载 MNE 的 sample 数据集，然后画功率谱</w:t>
       </w:r>
     </w:p>
     <w:p>
@@ -2338,15 +3670,91 @@
         </w:pict>
       </w:r>
     </w:p>
-    <w:bookmarkEnd w:id="37"/>
-    <w:bookmarkEnd w:id="38"/>
-    <w:bookmarkStart w:id="39" w:name="安装技能skills强烈推荐"/>
+    <w:bookmarkEnd w:id="40"/>
+    <w:bookmarkStart w:id="41" w:name="升级"/>
     <w:p>
       <w:pPr>
         <w:pStyle w:val="Heading2"/>
       </w:pPr>
       <w:r>
-        <w:t xml:space="preserve">4. 安装技能（Skills，强烈推荐）</w:t>
+        <w:t xml:space="preserve">7. 升级</w:t>
+      </w:r>
+    </w:p>
+    <w:p>
+      <w:pPr>
+        <w:pStyle w:val="SourceCode"/>
+      </w:pPr>
+      <w:r>
+        <w:rPr>
+          <w:rStyle w:val="BuiltInTok"/>
+        </w:rPr>
+        <w:t xml:space="preserve">cd</w:t>
+      </w:r>
+      <w:r>
+        <w:rPr>
+          <w:rStyle w:val="NormalTok"/>
+        </w:rPr>
+        <w:t xml:space="preserve"> MNE-MCP</w:t>
+      </w:r>
+      <w:r>
+        <w:br/>
+      </w:r>
+      <w:r>
+        <w:rPr>
+          <w:rStyle w:val="FunctionTok"/>
+        </w:rPr>
+        <w:t xml:space="preserve">git</w:t>
+      </w:r>
+      <w:r>
+        <w:rPr>
+          <w:rStyle w:val="NormalTok"/>
+        </w:rPr>
+        <w:t xml:space="preserve"> pull</w:t>
+      </w:r>
+      <w:r>
+        <w:br/>
+      </w:r>
+      <w:r>
+        <w:rPr>
+          <w:rStyle w:val="ExtensionTok"/>
+        </w:rPr>
+        <w:t xml:space="preserve">pip</w:t>
+      </w:r>
+      <w:r>
+        <w:rPr>
+          <w:rStyle w:val="NormalTok"/>
+        </w:rPr>
+        <w:t xml:space="preserve"> install </w:t>
+      </w:r>
+      <w:r>
+        <w:rPr>
+          <w:rStyle w:val="AttributeTok"/>
+        </w:rPr>
+        <w:t xml:space="preserve">-e</w:t>
+      </w:r>
+      <w:r>
+        <w:rPr>
+          <w:rStyle w:val="NormalTok"/>
+        </w:rPr>
+        <w:t xml:space="preserve"> </w:t>
+      </w:r>
+      <w:r>
+        <w:rPr>
+          <w:rStyle w:val="StringTok"/>
+        </w:rPr>
+        <w:t xml:space="preserve">".[ica]"</w:t>
+      </w:r>
+      <w:r>
+        <w:rPr>
+          <w:rStyle w:val="NormalTok"/>
+        </w:rPr>
+        <w:t xml:space="preserve">     </w:t>
+      </w:r>
+      <w:r>
+        <w:rPr>
+          <w:rStyle w:val="CommentTok"/>
+        </w:rPr>
+        <w:t xml:space="preserve"># 在原虚拟环境里重新安装（editable 模式通常无需重装，但依赖有更新时需要）</w:t>
       </w:r>
     </w:p>
     <w:p>
@@ -2354,309 +3762,7 @@
         <w:pStyle w:val="FirstParagraph"/>
       </w:pPr>
       <w:r>
-        <w:t xml:space="preserve">技能让 Claude 掌握标准流程、参数约定，并自动把结果归档到</w:t>
-      </w:r>
-      <w:r>
-        <w:t xml:space="preserve"> </w:t>
-      </w:r>
-      <w:r>
-        <w:rPr>
-          <w:rStyle w:val="VerbatimChar"/>
-        </w:rPr>
-        <w:t xml:space="preserve">mne_result/</w:t>
-      </w:r>
-      <w:r>
-        <w:t xml:space="preserve">。</w:t>
-      </w:r>
-    </w:p>
-    <w:p>
-      <w:pPr>
-        <w:pStyle w:val="BodyText"/>
-      </w:pPr>
-      <w:r>
-        <w:t xml:space="preserve">Windows (cmd)：</w:t>
-      </w:r>
-    </w:p>
-    <w:p>
-      <w:pPr>
-        <w:pStyle w:val="SourceCode"/>
-      </w:pPr>
-      <w:r>
-        <w:rPr>
-          <w:rStyle w:val="BuiltInTok"/>
-        </w:rPr>
-        <w:t xml:space="preserve">set</w:t>
-      </w:r>
-      <w:r>
-        <w:rPr>
-          <w:rStyle w:val="NormalTok"/>
-        </w:rPr>
-        <w:t xml:space="preserve"> </w:t>
-      </w:r>
-      <w:r>
-        <w:rPr>
-          <w:rStyle w:val="VariableTok"/>
-        </w:rPr>
-        <w:t xml:space="preserve">SKILLS_DIR</w:t>
-      </w:r>
-      <w:r>
-        <w:rPr>
-          <w:rStyle w:val="NormalTok"/>
-        </w:rPr>
-        <w:t xml:space="preserve">=</w:t>
-      </w:r>
-      <w:r>
-        <w:rPr>
-          <w:rStyle w:val="PreprocessorTok"/>
-        </w:rPr>
-        <w:t xml:space="preserve">%</w:t>
-      </w:r>
-      <w:r>
-        <w:rPr>
-          <w:rStyle w:val="VariableTok"/>
-        </w:rPr>
-        <w:t xml:space="preserve">USERPROFILE</w:t>
-      </w:r>
-      <w:r>
-        <w:rPr>
-          <w:rStyle w:val="PreprocessorTok"/>
-        </w:rPr>
-        <w:t xml:space="preserve">%</w:t>
-      </w:r>
-      <w:r>
-        <w:rPr>
-          <w:rStyle w:val="NormalTok"/>
-        </w:rPr>
-        <w:t xml:space="preserve">\.claude\skills</w:t>
-      </w:r>
-      <w:r>
-        <w:br/>
-      </w:r>
-      <w:r>
-        <w:rPr>
-          <w:rStyle w:val="KeywordTok"/>
-        </w:rPr>
-        <w:t xml:space="preserve">xcopy</w:t>
-      </w:r>
-      <w:r>
-        <w:rPr>
-          <w:rStyle w:val="NormalTok"/>
-        </w:rPr>
-        <w:t xml:space="preserve"> </w:t>
-      </w:r>
-      <w:r>
-        <w:rPr>
-          <w:rStyle w:val="AttributeTok"/>
-        </w:rPr>
-        <w:t xml:space="preserve">/E</w:t>
-      </w:r>
-      <w:r>
-        <w:rPr>
-          <w:rStyle w:val="NormalTok"/>
-        </w:rPr>
-        <w:t xml:space="preserve"> </w:t>
-      </w:r>
-      <w:r>
-        <w:rPr>
-          <w:rStyle w:val="AttributeTok"/>
-        </w:rPr>
-        <w:t xml:space="preserve">/I</w:t>
-      </w:r>
-      <w:r>
-        <w:rPr>
-          <w:rStyle w:val="NormalTok"/>
-        </w:rPr>
-        <w:t xml:space="preserve"> skills\mne-analyst    </w:t>
-      </w:r>
-      <w:r>
-        <w:rPr>
-          <w:rStyle w:val="StringTok"/>
-        </w:rPr>
-        <w:t xml:space="preserve">"</w:t>
-      </w:r>
-      <w:r>
-        <w:rPr>
-          <w:rStyle w:val="PreprocessorTok"/>
-        </w:rPr>
-        <w:t xml:space="preserve">%</w:t>
-      </w:r>
-      <w:r>
-        <w:rPr>
-          <w:rStyle w:val="VariableTok"/>
-        </w:rPr>
-        <w:t xml:space="preserve">SKILLS_DIR</w:t>
-      </w:r>
-      <w:r>
-        <w:rPr>
-          <w:rStyle w:val="PreprocessorTok"/>
-        </w:rPr>
-        <w:t xml:space="preserve">%</w:t>
-      </w:r>
-      <w:r>
-        <w:rPr>
-          <w:rStyle w:val="StringTok"/>
-        </w:rPr>
-        <w:t xml:space="preserve">\mne-analyst"</w:t>
-      </w:r>
-      <w:r>
-        <w:br/>
-      </w:r>
-      <w:r>
-        <w:rPr>
-          <w:rStyle w:val="KeywordTok"/>
-        </w:rPr>
-        <w:t xml:space="preserve">xcopy</w:t>
-      </w:r>
-      <w:r>
-        <w:rPr>
-          <w:rStyle w:val="NormalTok"/>
-        </w:rPr>
-        <w:t xml:space="preserve"> </w:t>
-      </w:r>
-      <w:r>
-        <w:rPr>
-          <w:rStyle w:val="AttributeTok"/>
-        </w:rPr>
-        <w:t xml:space="preserve">/E</w:t>
-      </w:r>
-      <w:r>
-        <w:rPr>
-          <w:rStyle w:val="NormalTok"/>
-        </w:rPr>
-        <w:t xml:space="preserve"> </w:t>
-      </w:r>
-      <w:r>
-        <w:rPr>
-          <w:rStyle w:val="AttributeTok"/>
-        </w:rPr>
-        <w:t xml:space="preserve">/I</w:t>
-      </w:r>
-      <w:r>
-        <w:rPr>
-          <w:rStyle w:val="NormalTok"/>
-        </w:rPr>
-        <w:t xml:space="preserve"> skills\mne-mcp-guard  </w:t>
-      </w:r>
-      <w:r>
-        <w:rPr>
-          <w:rStyle w:val="StringTok"/>
-        </w:rPr>
-        <w:t xml:space="preserve">"</w:t>
-      </w:r>
-      <w:r>
-        <w:rPr>
-          <w:rStyle w:val="PreprocessorTok"/>
-        </w:rPr>
-        <w:t xml:space="preserve">%</w:t>
-      </w:r>
-      <w:r>
-        <w:rPr>
-          <w:rStyle w:val="VariableTok"/>
-        </w:rPr>
-        <w:t xml:space="preserve">SKILLS_DIR</w:t>
-      </w:r>
-      <w:r>
-        <w:rPr>
-          <w:rStyle w:val="PreprocessorTok"/>
-        </w:rPr>
-        <w:t xml:space="preserve">%</w:t>
-      </w:r>
-      <w:r>
-        <w:rPr>
-          <w:rStyle w:val="StringTok"/>
-        </w:rPr>
-        <w:t xml:space="preserve">\mne-mcp-guard"</w:t>
-      </w:r>
-    </w:p>
-    <w:p>
-      <w:pPr>
-        <w:pStyle w:val="FirstParagraph"/>
-      </w:pPr>
-      <w:r>
-        <w:t xml:space="preserve">macOS / Linux：</w:t>
-      </w:r>
-    </w:p>
-    <w:p>
-      <w:pPr>
-        <w:pStyle w:val="SourceCode"/>
-      </w:pPr>
-      <w:r>
-        <w:rPr>
-          <w:rStyle w:val="FunctionTok"/>
-        </w:rPr>
-        <w:t xml:space="preserve">mkdir</w:t>
-      </w:r>
-      <w:r>
-        <w:rPr>
-          <w:rStyle w:val="NormalTok"/>
-        </w:rPr>
-        <w:t xml:space="preserve"> </w:t>
-      </w:r>
-      <w:r>
-        <w:rPr>
-          <w:rStyle w:val="AttributeTok"/>
-        </w:rPr>
-        <w:t xml:space="preserve">-p</w:t>
-      </w:r>
-      <w:r>
-        <w:rPr>
-          <w:rStyle w:val="NormalTok"/>
-        </w:rPr>
-        <w:t xml:space="preserve"> ~/.claude/skills</w:t>
-      </w:r>
-      <w:r>
-        <w:br/>
-      </w:r>
-      <w:r>
-        <w:rPr>
-          <w:rStyle w:val="FunctionTok"/>
-        </w:rPr>
-        <w:t xml:space="preserve">cp</w:t>
-      </w:r>
-      <w:r>
-        <w:rPr>
-          <w:rStyle w:val="NormalTok"/>
-        </w:rPr>
-        <w:t xml:space="preserve"> </w:t>
-      </w:r>
-      <w:r>
-        <w:rPr>
-          <w:rStyle w:val="AttributeTok"/>
-        </w:rPr>
-        <w:t xml:space="preserve">-r</w:t>
-      </w:r>
-      <w:r>
-        <w:rPr>
-          <w:rStyle w:val="NormalTok"/>
-        </w:rPr>
-        <w:t xml:space="preserve"> skills/mne-analyst   ~/.claude/skills/</w:t>
-      </w:r>
-      <w:r>
-        <w:br/>
-      </w:r>
-      <w:r>
-        <w:rPr>
-          <w:rStyle w:val="FunctionTok"/>
-        </w:rPr>
-        <w:t xml:space="preserve">cp</w:t>
-      </w:r>
-      <w:r>
-        <w:rPr>
-          <w:rStyle w:val="NormalTok"/>
-        </w:rPr>
-        <w:t xml:space="preserve"> </w:t>
-      </w:r>
-      <w:r>
-        <w:rPr>
-          <w:rStyle w:val="AttributeTok"/>
-        </w:rPr>
-        <w:t xml:space="preserve">-r</w:t>
-      </w:r>
-      <w:r>
-        <w:rPr>
-          <w:rStyle w:val="NormalTok"/>
-        </w:rPr>
-        <w:t xml:space="preserve"> skills/mne-mcp-guard ~/.claude/skills/</w:t>
+        <w:t xml:space="preserve">升级后重启 Claude Code。</w:t>
       </w:r>
     </w:p>
     <w:p>
@@ -2666,175 +3772,14 @@
         </w:pict>
       </w:r>
     </w:p>
-    <w:bookmarkEnd w:id="39"/>
-    <w:bookmarkStart w:id="40" w:name="配置默认参数可选"/>
+    <w:bookmarkEnd w:id="41"/>
+    <w:bookmarkStart w:id="42" w:name="卸载"/>
     <w:p>
       <w:pPr>
         <w:pStyle w:val="Heading2"/>
       </w:pPr>
       <w:r>
-        <w:t xml:space="preserve">5. 配置默认参数（可选）</w:t>
-      </w:r>
-    </w:p>
-    <w:p>
-      <w:pPr>
-        <w:pStyle w:val="FirstParagraph"/>
-      </w:pPr>
-      <w:r>
-        <w:t xml:space="preserve">用交互向导设置工具默认值（工频、默认导联、滤波带、剔除阈值、ICA、分段窗、目录、超时）：</w:t>
-      </w:r>
-    </w:p>
-    <w:p>
-      <w:pPr>
-        <w:pStyle w:val="SourceCode"/>
-      </w:pPr>
-      <w:r>
-        <w:rPr>
-          <w:rStyle w:val="ExtensionTok"/>
-        </w:rPr>
-        <w:t xml:space="preserve">mne-mcp</w:t>
-      </w:r>
-      <w:r>
-        <w:rPr>
-          <w:rStyle w:val="NormalTok"/>
-        </w:rPr>
-        <w:t xml:space="preserve"> configure            </w:t>
-      </w:r>
-      <w:r>
-        <w:rPr>
-          <w:rStyle w:val="CommentTok"/>
-        </w:rPr>
-        <w:t xml:space="preserve"># 交互式，回车保留当前值</w:t>
-      </w:r>
-      <w:r>
-        <w:br/>
-      </w:r>
-      <w:r>
-        <w:rPr>
-          <w:rStyle w:val="ExtensionTok"/>
-        </w:rPr>
-        <w:t xml:space="preserve">mne-mcp</w:t>
-      </w:r>
-      <w:r>
-        <w:rPr>
-          <w:rStyle w:val="NormalTok"/>
-        </w:rPr>
-        <w:t xml:space="preserve"> configure </w:t>
-      </w:r>
-      <w:r>
-        <w:rPr>
-          <w:rStyle w:val="AttributeTok"/>
-        </w:rPr>
-        <w:t xml:space="preserve">--show</w:t>
-      </w:r>
-      <w:r>
-        <w:rPr>
-          <w:rStyle w:val="NormalTok"/>
-        </w:rPr>
-        <w:t xml:space="preserve">     </w:t>
-      </w:r>
-      <w:r>
-        <w:rPr>
-          <w:rStyle w:val="CommentTok"/>
-        </w:rPr>
-        <w:t xml:space="preserve"># 查看</w:t>
-      </w:r>
-      <w:r>
-        <w:br/>
-      </w:r>
-      <w:r>
-        <w:rPr>
-          <w:rStyle w:val="ExtensionTok"/>
-        </w:rPr>
-        <w:t xml:space="preserve">mne-mcp</w:t>
-      </w:r>
-      <w:r>
-        <w:rPr>
-          <w:rStyle w:val="NormalTok"/>
-        </w:rPr>
-        <w:t xml:space="preserve"> configure </w:t>
-      </w:r>
-      <w:r>
-        <w:rPr>
-          <w:rStyle w:val="AttributeTok"/>
-        </w:rPr>
-        <w:t xml:space="preserve">--reset</w:t>
-      </w:r>
-      <w:r>
-        <w:rPr>
-          <w:rStyle w:val="NormalTok"/>
-        </w:rPr>
-        <w:t xml:space="preserve">    </w:t>
-      </w:r>
-      <w:r>
-        <w:rPr>
-          <w:rStyle w:val="CommentTok"/>
-        </w:rPr>
-        <w:t xml:space="preserve"># 恢复默认</w:t>
-      </w:r>
-      <w:r>
-        <w:br/>
-      </w:r>
-      <w:r>
-        <w:rPr>
-          <w:rStyle w:val="ExtensionTok"/>
-        </w:rPr>
-        <w:t xml:space="preserve">mne-mcp</w:t>
-      </w:r>
-      <w:r>
-        <w:rPr>
-          <w:rStyle w:val="NormalTok"/>
-        </w:rPr>
-        <w:t xml:space="preserve"> configure </w:t>
-      </w:r>
-      <w:r>
-        <w:rPr>
-          <w:rStyle w:val="AttributeTok"/>
-        </w:rPr>
-        <w:t xml:space="preserve">--set</w:t>
-      </w:r>
-      <w:r>
-        <w:rPr>
-          <w:rStyle w:val="NormalTok"/>
-        </w:rPr>
-        <w:t xml:space="preserve"> line_freq=60 default_montage=biosemi64 reject_eeg_uv=120</w:t>
-      </w:r>
-    </w:p>
-    <w:p>
-      <w:pPr>
-        <w:pStyle w:val="FirstParagraph"/>
-      </w:pPr>
-      <w:r>
-        <w:t xml:space="preserve">保存在</w:t>
-      </w:r>
-      <w:r>
-        <w:t xml:space="preserve"> </w:t>
-      </w:r>
-      <w:r>
-        <w:rPr>
-          <w:rStyle w:val="VerbatimChar"/>
-        </w:rPr>
-        <w:t xml:space="preserve">~/.mne-mcp/config.json</w:t>
-      </w:r>
-      <w:r>
-        <w:t xml:space="preserve">。优先级：环境变量 &gt; 配置文件 &gt; 内置默认。</w:t>
-      </w:r>
-    </w:p>
-    <w:p>
-      <w:r>
-        <w:pict>
-          <v:rect style="width:0;height:1.5pt" o:hralign="center" o:hrstd="t" o:hr="t"/>
-        </w:pict>
-      </w:r>
-    </w:p>
-    <w:bookmarkEnd w:id="40"/>
-    <w:bookmarkStart w:id="41" w:name="重启并测试"/>
-    <w:p>
-      <w:pPr>
-        <w:pStyle w:val="Heading2"/>
-      </w:pPr>
-      <w:r>
-        <w:t xml:space="preserve">6. 重启并测试</w:t>
+        <w:t xml:space="preserve">8. 卸载</w:t>
       </w:r>
     </w:p>
     <w:p>
@@ -2846,14 +3791,67 @@
         </w:numPr>
       </w:pPr>
       <w:r>
-        <w:rPr>
-          <w:b/>
-          <w:bCs/>
-        </w:rPr>
-        <w:t xml:space="preserve">重启 Claude Code</w:t>
-      </w:r>
-      <w:r>
-        <w:t xml:space="preserve">（让它重新加载 MCP 配置与技能）。</w:t>
+        <w:t xml:space="preserve">从</w:t>
+      </w:r>
+      <w:r>
+        <w:t xml:space="preserve"> </w:t>
+      </w:r>
+      <w:r>
+        <w:rPr>
+          <w:rStyle w:val="VerbatimChar"/>
+        </w:rPr>
+        <w:t xml:space="preserve">~/.claude.json</w:t>
+      </w:r>
+      <w:r>
+        <w:t xml:space="preserve"> </w:t>
+      </w:r>
+      <w:r>
+        <w:t xml:space="preserve">的</w:t>
+      </w:r>
+      <w:r>
+        <w:t xml:space="preserve"> </w:t>
+      </w:r>
+      <w:r>
+        <w:rPr>
+          <w:rStyle w:val="VerbatimChar"/>
+        </w:rPr>
+        <w:t xml:space="preserve">mcpServers</w:t>
+      </w:r>
+      <w:r>
+        <w:t xml:space="preserve"> </w:t>
+      </w:r>
+      <w:r>
+        <w:t xml:space="preserve">中删除</w:t>
+      </w:r>
+      <w:r>
+        <w:t xml:space="preserve"> </w:t>
+      </w:r>
+      <w:r>
+        <w:rPr>
+          <w:rStyle w:val="VerbatimChar"/>
+        </w:rPr>
+        <w:t xml:space="preserve">"mne"</w:t>
+      </w:r>
+      <w:r>
+        <w:t xml:space="preserve"> </w:t>
+      </w:r>
+      <w:r>
+        <w:t xml:space="preserve">项（或恢复安装时生成的</w:t>
+      </w:r>
+      <w:r>
+        <w:t xml:space="preserve"> </w:t>
+      </w:r>
+      <w:r>
+        <w:rPr>
+          <w:rStyle w:val="VerbatimChar"/>
+        </w:rPr>
+        <w:t xml:space="preserve">.backup</w:t>
+      </w:r>
+      <w:r>
+        <w:t xml:space="preserve"> </w:t>
+      </w:r>
+      <w:r>
+        <w:t xml:space="preserve">备份）。</w:t>
       </w:r>
     </w:p>
     <w:p>
@@ -2865,60 +3863,73 @@
         </w:numPr>
       </w:pPr>
       <w:r>
-        <w:t xml:space="preserve">在对话里输入：</w:t>
-      </w:r>
-    </w:p>
-    <w:p>
-      <w:pPr>
-        <w:pStyle w:val="SourceCode"/>
-      </w:pPr>
+        <w:t xml:space="preserve">删除技能目录：</w:t>
+      </w:r>
       <w:r>
         <w:rPr>
           <w:rStyle w:val="VerbatimChar"/>
         </w:rPr>
-        <w:t xml:space="preserve">检查一下 MNE 环境</w:t>
-      </w:r>
-    </w:p>
-    <w:p>
-      <w:pPr>
-        <w:pStyle w:val="FirstParagraph"/>
-      </w:pPr>
-      <w:r>
-        <w:t xml:space="preserve">Claude 应调用</w:t>
-      </w:r>
-      <w:r>
-        <w:t xml:space="preserve"> </w:t>
+        <w:t xml:space="preserve">~/.claude/skills/mne-analyst</w:t>
+      </w:r>
+      <w:r>
+        <w:t xml:space="preserve">、</w:t>
       </w:r>
       <w:r>
         <w:rPr>
           <w:rStyle w:val="VerbatimChar"/>
         </w:rPr>
-        <w:t xml:space="preserve">mne_check_status</w:t>
-      </w:r>
-      <w:r>
-        <w:t xml:space="preserve"> </w:t>
-      </w:r>
-      <w:r>
-        <w:t xml:space="preserve">并返回版本信息——看到即表示接入成功。</w:t>
-      </w:r>
-    </w:p>
-    <w:p>
-      <w:pPr>
-        <w:pStyle w:val="BodyText"/>
-      </w:pPr>
-      <w:r>
-        <w:t xml:space="preserve">没有数据？让它加载 MNE 自带样例：</w:t>
-      </w:r>
-    </w:p>
-    <w:p>
-      <w:pPr>
-        <w:pStyle w:val="SourceCode"/>
-      </w:pPr>
+        <w:t xml:space="preserve">~/.claude/skills/mne-mcp-guard</w:t>
+      </w:r>
+      <w:r>
+        <w:t xml:space="preserve">。</w:t>
+      </w:r>
+    </w:p>
+    <w:p>
+      <w:pPr>
+        <w:pStyle w:val="Compact"/>
+        <w:numPr>
+          <w:ilvl w:val="0"/>
+          <w:numId w:val="1002"/>
+        </w:numPr>
+      </w:pPr>
+      <w:r>
+        <w:t xml:space="preserve">删除虚拟环境目录</w:t>
+      </w:r>
+      <w:r>
+        <w:t xml:space="preserve"> </w:t>
+      </w:r>
       <w:r>
         <w:rPr>
           <w:rStyle w:val="VerbatimChar"/>
         </w:rPr>
-        <w:t xml:space="preserve">用 mne_run_code 下载并加载 MNE 的 sample 数据集，然后画功率谱</w:t>
+        <w:t xml:space="preserve">.venv</w:t>
+      </w:r>
+      <w:r>
+        <w:t xml:space="preserve">（以及可选的</w:t>
+      </w:r>
+      <w:r>
+        <w:t xml:space="preserve"> </w:t>
+      </w:r>
+      <w:r>
+        <w:rPr>
+          <w:rStyle w:val="VerbatimChar"/>
+        </w:rPr>
+        <w:t xml:space="preserve">~/.mne-mcp/config.json</w:t>
+      </w:r>
+      <w:r>
+        <w:t xml:space="preserve">）。</w:t>
+      </w:r>
+    </w:p>
+    <w:p>
+      <w:pPr>
+        <w:pStyle w:val="Compact"/>
+        <w:numPr>
+          <w:ilvl w:val="0"/>
+          <w:numId w:val="1002"/>
+        </w:numPr>
+      </w:pPr>
+      <w:r>
+        <w:t xml:space="preserve">重启 Claude Code。</w:t>
       </w:r>
     </w:p>
     <w:p>
@@ -2928,277 +3939,8 @@
         </w:pict>
       </w:r>
     </w:p>
-    <w:bookmarkEnd w:id="41"/>
-    <w:bookmarkStart w:id="42" w:name="升级"/>
-    <w:p>
-      <w:pPr>
-        <w:pStyle w:val="Heading2"/>
-      </w:pPr>
-      <w:r>
-        <w:t xml:space="preserve">7. 升级</w:t>
-      </w:r>
-    </w:p>
-    <w:p>
-      <w:pPr>
-        <w:pStyle w:val="SourceCode"/>
-      </w:pPr>
-      <w:r>
-        <w:rPr>
-          <w:rStyle w:val="BuiltInTok"/>
-        </w:rPr>
-        <w:t xml:space="preserve">cd</w:t>
-      </w:r>
-      <w:r>
-        <w:rPr>
-          <w:rStyle w:val="NormalTok"/>
-        </w:rPr>
-        <w:t xml:space="preserve"> MNE-MCP</w:t>
-      </w:r>
-      <w:r>
-        <w:br/>
-      </w:r>
-      <w:r>
-        <w:rPr>
-          <w:rStyle w:val="FunctionTok"/>
-        </w:rPr>
-        <w:t xml:space="preserve">git</w:t>
-      </w:r>
-      <w:r>
-        <w:rPr>
-          <w:rStyle w:val="NormalTok"/>
-        </w:rPr>
-        <w:t xml:space="preserve"> pull</w:t>
-      </w:r>
-      <w:r>
-        <w:br/>
-      </w:r>
-      <w:r>
-        <w:rPr>
-          <w:rStyle w:val="ExtensionTok"/>
-        </w:rPr>
-        <w:t xml:space="preserve">pip</w:t>
-      </w:r>
-      <w:r>
-        <w:rPr>
-          <w:rStyle w:val="NormalTok"/>
-        </w:rPr>
-        <w:t xml:space="preserve"> install </w:t>
-      </w:r>
-      <w:r>
-        <w:rPr>
-          <w:rStyle w:val="AttributeTok"/>
-        </w:rPr>
-        <w:t xml:space="preserve">-e</w:t>
-      </w:r>
-      <w:r>
-        <w:rPr>
-          <w:rStyle w:val="NormalTok"/>
-        </w:rPr>
-        <w:t xml:space="preserve"> </w:t>
-      </w:r>
-      <w:r>
-        <w:rPr>
-          <w:rStyle w:val="StringTok"/>
-        </w:rPr>
-        <w:t xml:space="preserve">".[ica]"</w:t>
-      </w:r>
-      <w:r>
-        <w:rPr>
-          <w:rStyle w:val="NormalTok"/>
-        </w:rPr>
-        <w:t xml:space="preserve">     </w:t>
-      </w:r>
-      <w:r>
-        <w:rPr>
-          <w:rStyle w:val="CommentTok"/>
-        </w:rPr>
-        <w:t xml:space="preserve"># 在原虚拟环境里重新安装（editable 模式通常无需重装，但依赖有更新时需要）</w:t>
-      </w:r>
-    </w:p>
-    <w:p>
-      <w:pPr>
-        <w:pStyle w:val="FirstParagraph"/>
-      </w:pPr>
-      <w:r>
-        <w:t xml:space="preserve">升级后重启 Claude Code。</w:t>
-      </w:r>
-    </w:p>
-    <w:p>
-      <w:r>
-        <w:pict>
-          <v:rect style="width:0;height:1.5pt" o:hralign="center" o:hrstd="t" o:hr="t"/>
-        </w:pict>
-      </w:r>
-    </w:p>
     <w:bookmarkEnd w:id="42"/>
-    <w:bookmarkStart w:id="43" w:name="卸载"/>
-    <w:p>
-      <w:pPr>
-        <w:pStyle w:val="Heading2"/>
-      </w:pPr>
-      <w:r>
-        <w:t xml:space="preserve">8. 卸载</w:t>
-      </w:r>
-    </w:p>
-    <w:p>
-      <w:pPr>
-        <w:pStyle w:val="Compact"/>
-        <w:numPr>
-          <w:ilvl w:val="0"/>
-          <w:numId w:val="1003"/>
-        </w:numPr>
-      </w:pPr>
-      <w:r>
-        <w:t xml:space="preserve">从</w:t>
-      </w:r>
-      <w:r>
-        <w:t xml:space="preserve"> </w:t>
-      </w:r>
-      <w:r>
-        <w:rPr>
-          <w:rStyle w:val="VerbatimChar"/>
-        </w:rPr>
-        <w:t xml:space="preserve">~/.claude.json</w:t>
-      </w:r>
-      <w:r>
-        <w:t xml:space="preserve"> </w:t>
-      </w:r>
-      <w:r>
-        <w:t xml:space="preserve">的</w:t>
-      </w:r>
-      <w:r>
-        <w:t xml:space="preserve"> </w:t>
-      </w:r>
-      <w:r>
-        <w:rPr>
-          <w:rStyle w:val="VerbatimChar"/>
-        </w:rPr>
-        <w:t xml:space="preserve">mcpServers</w:t>
-      </w:r>
-      <w:r>
-        <w:t xml:space="preserve"> </w:t>
-      </w:r>
-      <w:r>
-        <w:t xml:space="preserve">中删除</w:t>
-      </w:r>
-      <w:r>
-        <w:t xml:space="preserve"> </w:t>
-      </w:r>
-      <w:r>
-        <w:rPr>
-          <w:rStyle w:val="VerbatimChar"/>
-        </w:rPr>
-        <w:t xml:space="preserve">"mne"</w:t>
-      </w:r>
-      <w:r>
-        <w:t xml:space="preserve"> </w:t>
-      </w:r>
-      <w:r>
-        <w:t xml:space="preserve">项（或恢复安装时生成的</w:t>
-      </w:r>
-      <w:r>
-        <w:t xml:space="preserve"> </w:t>
-      </w:r>
-      <w:r>
-        <w:rPr>
-          <w:rStyle w:val="VerbatimChar"/>
-        </w:rPr>
-        <w:t xml:space="preserve">.backup</w:t>
-      </w:r>
-      <w:r>
-        <w:t xml:space="preserve"> </w:t>
-      </w:r>
-      <w:r>
-        <w:t xml:space="preserve">备份）。</w:t>
-      </w:r>
-    </w:p>
-    <w:p>
-      <w:pPr>
-        <w:pStyle w:val="Compact"/>
-        <w:numPr>
-          <w:ilvl w:val="0"/>
-          <w:numId w:val="1003"/>
-        </w:numPr>
-      </w:pPr>
-      <w:r>
-        <w:t xml:space="preserve">删除技能目录：</w:t>
-      </w:r>
-      <w:r>
-        <w:rPr>
-          <w:rStyle w:val="VerbatimChar"/>
-        </w:rPr>
-        <w:t xml:space="preserve">~/.claude/skills/mne-analyst</w:t>
-      </w:r>
-      <w:r>
-        <w:t xml:space="preserve">、</w:t>
-      </w:r>
-      <w:r>
-        <w:rPr>
-          <w:rStyle w:val="VerbatimChar"/>
-        </w:rPr>
-        <w:t xml:space="preserve">~/.claude/skills/mne-mcp-guard</w:t>
-      </w:r>
-      <w:r>
-        <w:t xml:space="preserve">。</w:t>
-      </w:r>
-    </w:p>
-    <w:p>
-      <w:pPr>
-        <w:pStyle w:val="Compact"/>
-        <w:numPr>
-          <w:ilvl w:val="0"/>
-          <w:numId w:val="1003"/>
-        </w:numPr>
-      </w:pPr>
-      <w:r>
-        <w:t xml:space="preserve">删除虚拟环境目录</w:t>
-      </w:r>
-      <w:r>
-        <w:t xml:space="preserve"> </w:t>
-      </w:r>
-      <w:r>
-        <w:rPr>
-          <w:rStyle w:val="VerbatimChar"/>
-        </w:rPr>
-        <w:t xml:space="preserve">.venv</w:t>
-      </w:r>
-      <w:r>
-        <w:t xml:space="preserve">（以及可选的</w:t>
-      </w:r>
-      <w:r>
-        <w:t xml:space="preserve"> </w:t>
-      </w:r>
-      <w:r>
-        <w:rPr>
-          <w:rStyle w:val="VerbatimChar"/>
-        </w:rPr>
-        <w:t xml:space="preserve">~/.mne-mcp/config.json</w:t>
-      </w:r>
-      <w:r>
-        <w:t xml:space="preserve">）。</w:t>
-      </w:r>
-    </w:p>
-    <w:p>
-      <w:pPr>
-        <w:pStyle w:val="Compact"/>
-        <w:numPr>
-          <w:ilvl w:val="0"/>
-          <w:numId w:val="1003"/>
-        </w:numPr>
-      </w:pPr>
-      <w:r>
-        <w:t xml:space="preserve">重启 Claude Code。</w:t>
-      </w:r>
-    </w:p>
-    <w:p>
-      <w:r>
-        <w:pict>
-          <v:rect style="width:0;height:1.5pt" o:hralign="center" o:hrstd="t" o:hr="t"/>
-        </w:pict>
-      </w:r>
-    </w:p>
-    <w:bookmarkEnd w:id="43"/>
-    <w:bookmarkStart w:id="44" w:name="安装常见问题"/>
+    <w:bookmarkStart w:id="43" w:name="安装常见问题"/>
     <w:p>
       <w:pPr>
         <w:pStyle w:val="Heading2"/>
@@ -3500,7 +4242,7 @@
               <w:rPr>
                 <w:rStyle w:val="VerbatimChar"/>
               </w:rPr>
-              <w:t xml:space="preserve">configure-claude</w:t>
+              <w:t xml:space="preserve">setup</w:t>
             </w:r>
             <w:r>
               <w:t xml:space="preserve"> </w:t>
@@ -3518,7 +4260,7 @@
               <w:jc w:val="left"/>
             </w:pPr>
             <w:r>
-              <w:t xml:space="preserve">确认是用“装了包的那个 Python”运行的 configure-claude；必要时改用手动 JSON 指定绝对路径</w:t>
+              <w:t xml:space="preserve">确认是用“装了包的那个 Python”运行的 setup；必要时改用手动配置指定 Python 绝对路径</w:t>
             </w:r>
           </w:p>
         </w:tc>
@@ -3613,8 +4355,8 @@
         </w:pict>
       </w:r>
     </w:p>
-    <w:bookmarkEnd w:id="44"/>
-    <w:bookmarkStart w:id="46" w:name="各平台命令对照"/>
+    <w:bookmarkEnd w:id="43"/>
+    <w:bookmarkStart w:id="45" w:name="各平台命令对照"/>
     <w:p>
       <w:pPr>
         <w:pStyle w:val="Heading2"/>
@@ -3871,7 +4613,7 @@
         </w:rPr>
         <w:t xml:space="preserve">License: MIT · 仓库：</w:t>
       </w:r>
-      <w:hyperlink r:id="rId45">
+      <w:hyperlink r:id="rId44">
         <w:r>
           <w:rPr>
             <w:rStyle w:val="Hyperlink"/>
@@ -3882,8 +4624,8 @@
         </w:r>
       </w:hyperlink>
     </w:p>
+    <w:bookmarkEnd w:id="45"/>
     <w:bookmarkEnd w:id="46"/>
-    <w:bookmarkEnd w:id="47"/>
     <w:sectPr/>
   </w:body>
 </w:document>
@@ -3990,82 +4732,6 @@
       </w:pPr>
     </w:lvl>
   </w:abstractNum>
-  <w:abstractNum w:abstractNumId="991">
-    <w:nsid w:val="0000A991"/>
-    <w:multiLevelType w:val="multilevel"/>
-    <w:lvl w:ilvl="0">
-      <w:numFmt w:val="bullet"/>
-      <w:lvlText w:val="•"/>
-      <w:lvlJc w:val="left"/>
-      <w:pPr>
-        <w:ind w:left="720" w:hanging="480"/>
-      </w:pPr>
-    </w:lvl>
-    <w:lvl w:ilvl="1">
-      <w:numFmt w:val="bullet"/>
-      <w:lvlText w:val="–"/>
-      <w:lvlJc w:val="left"/>
-      <w:pPr>
-        <w:ind w:left="1440" w:hanging="480"/>
-      </w:pPr>
-    </w:lvl>
-    <w:lvl w:ilvl="2">
-      <w:numFmt w:val="bullet"/>
-      <w:lvlText w:val="•"/>
-      <w:lvlJc w:val="left"/>
-      <w:pPr>
-        <w:ind w:left="2160" w:hanging="480"/>
-      </w:pPr>
-    </w:lvl>
-    <w:lvl w:ilvl="3">
-      <w:numFmt w:val="bullet"/>
-      <w:lvlText w:val="–"/>
-      <w:lvlJc w:val="left"/>
-      <w:pPr>
-        <w:ind w:left="2880" w:hanging="480"/>
-      </w:pPr>
-    </w:lvl>
-    <w:lvl w:ilvl="4">
-      <w:numFmt w:val="bullet"/>
-      <w:lvlText w:val="•"/>
-      <w:lvlJc w:val="left"/>
-      <w:pPr>
-        <w:ind w:left="3600" w:hanging="480"/>
-      </w:pPr>
-    </w:lvl>
-    <w:lvl w:ilvl="5">
-      <w:numFmt w:val="bullet"/>
-      <w:lvlText w:val="–"/>
-      <w:lvlJc w:val="left"/>
-      <w:pPr>
-        <w:ind w:left="4320" w:hanging="480"/>
-      </w:pPr>
-    </w:lvl>
-    <w:lvl w:ilvl="6">
-      <w:numFmt w:val="bullet"/>
-      <w:lvlText w:val="•"/>
-      <w:lvlJc w:val="left"/>
-      <w:pPr>
-        <w:ind w:left="5040" w:hanging="480"/>
-      </w:pPr>
-    </w:lvl>
-    <w:lvl w:ilvl="7">
-      <w:numFmt w:val="bullet"/>
-      <w:lvlText w:val="–"/>
-      <w:lvlJc w:val="left"/>
-      <w:pPr>
-        <w:ind w:left="5760" w:hanging="480"/>
-      </w:pPr>
-    </w:lvl>
-    <w:lvl w:ilvl="8">
-      <w:numFmt w:val="bullet"/>
-      <w:lvlText w:val="•"/>
-      <w:lvlJc w:val="left"/>
-      <w:pPr>
-        <w:ind w:left="6480" w:hanging="480"/>
-      </w:pPr>
-    </w:lvl>
-  </w:abstractNum>
   <w:abstractNum w:abstractNumId="99411">
     <w:nsid w:val="00A99411"/>
     <w:multiLevelType w:val="multilevel"/>
@@ -4155,9 +4821,6 @@
     <w:abstractNumId w:val="990"/>
   </w:num>
   <w:num w:numId="1001">
-    <w:abstractNumId w:val="991"/>
-  </w:num>
-  <w:num w:numId="1002">
     <w:abstractNumId w:val="99411"/>
     <w:lvlOverride w:ilvl="0">
       <w:startOverride w:val="1"/>
@@ -4187,7 +4850,7 @@
       <w:startOverride w:val="1"/>
     </w:lvlOverride>
   </w:num>
-  <w:num w:numId="1003">
+  <w:num w:numId="1002">
     <w:abstractNumId w:val="99411"/>
     <w:lvlOverride w:ilvl="0">
       <w:startOverride w:val="1"/>
